--- a/bare-metal-linux-backup-recovery/guides/mariaDB Logical Backup Documentation.docx
+++ b/bare-metal-linux-backup-recovery/guides/mariaDB Logical Backup Documentation.docx
@@ -1,6 +1,6 @@
 
 <file path=word/document.xml><?xml version="1.0" encoding="utf-8"?>
-<w:document xmlns:wpc="http://schemas.microsoft.com/office/word/2010/wordprocessingCanvas" xmlns:cx="http://schemas.microsoft.com/office/drawing/2014/chartex" xmlns:cx1="http://schemas.microsoft.com/office/drawing/2015/9/8/chartex" xmlns:cx2="http://schemas.microsoft.com/office/drawing/2015/10/21/chartex" xmlns:cx3="http://schemas.microsoft.com/office/drawing/2016/5/9/chartex" xmlns:cx4="http://schemas.microsoft.com/office/drawing/2016/5/10/chartex" xmlns:cx5="http://schemas.microsoft.com/office/drawing/2016/5/11/chartex" xmlns:cx6="http://schemas.microsoft.com/office/drawing/2016/5/12/chartex" xmlns:cx7="http://schemas.microsoft.com/office/drawing/2016/5/13/chartex" xmlns:cx8="http://schemas.microsoft.com/office/drawing/2016/5/14/chartex" xmlns:mc="http://schemas.openxmlformats.org/markup-compatibility/2006" xmlns:aink="http://schemas.microsoft.com/office/drawing/2016/ink" xmlns:am3d="http://schemas.microsoft.com/office/drawing/2017/model3d" xmlns:o="urn:schemas-microsoft-com:office:office" xmlns:oel="http://schemas.microsoft.com/office/2019/extlst" xmlns:r="http://schemas.openxmlformats.org/officeDocument/2006/relationships" xmlns:m="http://schemas.openxmlformats.org/officeDocument/2006/math" xmlns:v="urn:schemas-microsoft-com:vml" xmlns:wp14="http://schemas.microsoft.com/office/word/2010/wordprocessingDrawing" xmlns:wp="http://schemas.openxmlformats.org/drawingml/2006/wordprocessingDrawing" xmlns:w10="urn:schemas-microsoft-com:office:word" xmlns:w="http://schemas.openxmlformats.org/wordprocessingml/2006/main" xmlns:w14="http://schemas.microsoft.com/office/word/2010/wordml" xmlns:w15="http://schemas.microsoft.com/office/word/2012/wordml" xmlns:w16cei="http://schemas.microsoft.com/office/word/2026/wordml/cei" xmlns:w16cex="http://schemas.microsoft.com/office/word/2018/wordml/cex" xmlns:w16cid="http://schemas.microsoft.com/office/word/2016/wordml/cid" xmlns:w16="http://schemas.microsoft.com/office/word/2018/wordml" xmlns:w16du="http://schemas.microsoft.com/office/word/2023/wordml/word16du" xmlns:w16sdtdh="http://schemas.microsoft.com/office/word/2020/wordml/sdtdatahash" xmlns:w16sdtfl="http://schemas.microsoft.com/office/word/2024/wordml/sdtformatlock" xmlns:w16se="http://schemas.microsoft.com/office/word/2015/wordml/symex" xmlns:wpg="http://schemas.microsoft.com/office/word/2010/wordprocessingGroup" xmlns:wpi="http://schemas.microsoft.com/office/word/2010/wordprocessingInk" xmlns:wne="http://schemas.microsoft.com/office/word/2006/wordml" xmlns:wps="http://schemas.microsoft.com/office/word/2010/wordprocessingShape" mc:Ignorable="w14 w15 w16se w16cid w16 w16cex w16sdtdh w16sdtfl w16du wp14">
+<w:document xmlns:wpc="http://schemas.microsoft.com/office/word/2010/wordprocessingCanvas" xmlns:cx="http://schemas.microsoft.com/office/drawing/2014/chartex" xmlns:cx1="http://schemas.microsoft.com/office/drawing/2015/9/8/chartex" xmlns:cx2="http://schemas.microsoft.com/office/drawing/2015/10/21/chartex" xmlns:cx3="http://schemas.microsoft.com/office/drawing/2016/5/9/chartex" xmlns:cx4="http://schemas.microsoft.com/office/drawing/2016/5/10/chartex" xmlns:cx5="http://schemas.microsoft.com/office/drawing/2016/5/11/chartex" xmlns:cx6="http://schemas.microsoft.com/office/drawing/2016/5/12/chartex" xmlns:cx7="http://schemas.microsoft.com/office/drawing/2016/5/13/chartex" xmlns:cx8="http://schemas.microsoft.com/office/drawing/2016/5/14/chartex" xmlns:mc="http://schemas.openxmlformats.org/markup-compatibility/2006" xmlns:aink="http://schemas.microsoft.com/office/drawing/2016/ink" xmlns:am3d="http://schemas.microsoft.com/office/drawing/2017/model3d" xmlns:o="urn:schemas-microsoft-com:office:office" xmlns:oel="http://schemas.microsoft.com/office/2019/extlst" xmlns:r="http://schemas.openxmlformats.org/officeDocument/2006/relationships" xmlns:m="http://schemas.openxmlformats.org/officeDocument/2006/math" xmlns:v="urn:schemas-microsoft-com:vml" xmlns:wp14="http://schemas.microsoft.com/office/word/2010/wordprocessingDrawing" xmlns:wp="http://schemas.openxmlformats.org/drawingml/2006/wordprocessingDrawing" xmlns:w10="urn:schemas-microsoft-com:office:word" xmlns:w="http://schemas.openxmlformats.org/wordprocessingml/2006/main" xmlns:w14="http://schemas.microsoft.com/office/word/2010/wordml" xmlns:w15="http://schemas.microsoft.com/office/word/2012/wordml" xmlns:w16cex="http://schemas.microsoft.com/office/word/2018/wordml/cex" xmlns:w16cid="http://schemas.microsoft.com/office/word/2016/wordml/cid" xmlns:w16="http://schemas.microsoft.com/office/word/2018/wordml" xmlns:w16du="http://schemas.microsoft.com/office/word/2023/wordml/word16du" xmlns:w16sdtdh="http://schemas.microsoft.com/office/word/2020/wordml/sdtdatahash" xmlns:w16sdtfl="http://schemas.microsoft.com/office/word/2024/wordml/sdtformatlock" xmlns:w16se="http://schemas.microsoft.com/office/word/2015/wordml/symex" xmlns:wpg="http://schemas.microsoft.com/office/word/2010/wordprocessingGroup" xmlns:wpi="http://schemas.microsoft.com/office/word/2010/wordprocessingInk" xmlns:wne="http://schemas.microsoft.com/office/word/2006/wordml" xmlns:wps="http://schemas.microsoft.com/office/word/2010/wordprocessingShape" mc:Ignorable="w14 w15 w16se w16cid w16 w16cex w16sdtdh w16sdtfl w16du wp14">
   <w:body>
     <w:p>
       <w:pPr>
@@ -1140,6 +1140,9 @@
     <w:p>
       <w:pPr>
         <w:pStyle w:val="SourceCode"/>
+        <w:rPr>
+          <w:lang w:val="en-AU"/>
+        </w:rPr>
       </w:pPr>
       <w:r>
         <w:rPr>
@@ -1147,6 +1150,82 @@
         </w:rPr>
         <w:lastRenderedPageBreak/>
         <w:t>/var/lib/backups/logical_datasphere/Mon</w:t>
+      </w:r>
+      <w:r>
+        <w:rPr>
+          <w:rStyle w:val="VerbatimChar"/>
+        </w:rPr>
+        <w:br/>
+      </w:r>
+      <w:r>
+        <w:rPr>
+          <w:rStyle w:val="VerbatimChar"/>
+        </w:rPr>
+        <w:br/>
+      </w:r>
+      <w:r>
+        <w:rPr>
+          <w:b/>
+          <w:bCs/>
+          <w:lang w:val="en-AU"/>
+        </w:rPr>
+        <w:t>OVH remote backup</w:t>
+      </w:r>
+    </w:p>
+    <w:p>
+      <w:pPr>
+        <w:pStyle w:val="SourceCode"/>
+        <w:rPr>
+          <w:lang w:val="en-AU"/>
+        </w:rPr>
+      </w:pPr>
+      <w:r>
+        <w:rPr>
+          <w:lang w:val="en-AU"/>
+        </w:rPr>
+        <w:t>After successfully completing the local SQL backup, the script automatically copies the completed weekday backup directory to OVH Backup Storage, preserving the directory structure.</w:t>
+      </w:r>
+    </w:p>
+    <w:p>
+      <w:pPr>
+        <w:pStyle w:val="SourceCode"/>
+        <w:rPr>
+          <w:lang w:val="en-AU"/>
+        </w:rPr>
+      </w:pPr>
+      <w:r>
+        <w:rPr>
+          <w:lang w:val="en-AU"/>
+        </w:rPr>
+        <w:t>Remote backup location:</w:t>
+      </w:r>
+    </w:p>
+    <w:p>
+      <w:pPr>
+        <w:pStyle w:val="SourceCode"/>
+        <w:rPr>
+          <w:lang w:val="en-AU"/>
+        </w:rPr>
+      </w:pPr>
+      <w:r>
+        <w:rPr>
+          <w:lang w:val="en-AU"/>
+        </w:rPr>
+        <w:t>/mnt/ovh-backup/var/lib/backups/logical_datasphere/&lt;weekday&gt;</w:t>
+      </w:r>
+    </w:p>
+    <w:p>
+      <w:pPr>
+        <w:pStyle w:val="SourceCode"/>
+        <w:rPr>
+          <w:lang w:val="en-AU"/>
+        </w:rPr>
+      </w:pPr>
+      <w:r>
+        <w:rPr>
+          <w:lang w:val="en-AU"/>
+        </w:rPr>
+        <w:t>The script checks whether OVH storage is mounted and attempts to mount it if necessary. If the mount or transfer fails, a warning is reported, but the successful local database backup is unaffected. The previous remote backup is preserved if the transfer fails.</w:t>
       </w:r>
     </w:p>
     <w:p>
@@ -1426,6 +1505,7 @@
       <w:bookmarkStart w:id="13" w:name="large-table-files"/>
       <w:bookmarkEnd w:id="12"/>
       <w:r>
+        <w:lastRenderedPageBreak/>
         <w:t>Large-table files</w:t>
       </w:r>
     </w:p>
@@ -1518,7 +1598,6 @@
         <w:rPr>
           <w:rStyle w:val="ExtensionTok"/>
         </w:rPr>
-        <w:lastRenderedPageBreak/>
         <w:t>/usr/local/sbin/</w:t>
       </w:r>
       <w:r>
@@ -1886,6 +1965,7 @@
         </w:numPr>
       </w:pPr>
       <w:r>
+        <w:lastRenderedPageBreak/>
         <w:t xml:space="preserve">the </w:t>
       </w:r>
       <w:r>
@@ -1966,13 +2046,96 @@
     <w:p>
       <w:pPr>
         <w:pStyle w:val="SourceCode"/>
-      </w:pPr>
-      <w:r>
         <w:rPr>
           <w:rStyle w:val="VerbatimChar"/>
         </w:rPr>
+      </w:pPr>
+      <w:r>
+        <w:rPr>
+          <w:rStyle w:val="VerbatimChar"/>
+        </w:rPr>
         <w:t>/var/lib/backups/logical/Mon</w:t>
       </w:r>
+    </w:p>
+    <w:p>
+      <w:pPr>
+        <w:pStyle w:val="SourceCode"/>
+        <w:rPr>
+          <w:lang w:val="en-AU"/>
+        </w:rPr>
+      </w:pPr>
+      <w:r>
+        <w:rPr>
+          <w:b/>
+          <w:bCs/>
+          <w:lang w:val="en-AU"/>
+        </w:rPr>
+        <w:t>OVH remote backup</w:t>
+      </w:r>
+    </w:p>
+    <w:p>
+      <w:pPr>
+        <w:pStyle w:val="SourceCode"/>
+        <w:rPr>
+          <w:lang w:val="en-AU"/>
+        </w:rPr>
+      </w:pPr>
+      <w:r>
+        <w:rPr>
+          <w:lang w:val="en-AU"/>
+        </w:rPr>
+        <w:t>After successfully completing the local SQL backup, the script automatically copies the completed weekday backup directory to OVH Backup Storage, preserving the directory structure.</w:t>
+      </w:r>
+    </w:p>
+    <w:p>
+      <w:pPr>
+        <w:pStyle w:val="SourceCode"/>
+        <w:rPr>
+          <w:lang w:val="en-AU"/>
+        </w:rPr>
+      </w:pPr>
+      <w:r>
+        <w:rPr>
+          <w:lang w:val="en-AU"/>
+        </w:rPr>
+        <w:t>Remote backup location:</w:t>
+      </w:r>
+    </w:p>
+    <w:p>
+      <w:pPr>
+        <w:pStyle w:val="SourceCode"/>
+        <w:rPr>
+          <w:lang w:val="en-AU"/>
+        </w:rPr>
+      </w:pPr>
+      <w:r>
+        <w:rPr>
+          <w:lang w:val="en-AU"/>
+        </w:rPr>
+        <w:t>/mnt/ovh-backup/var/lib/backups/logical/&lt;weekday&gt;</w:t>
+      </w:r>
+    </w:p>
+    <w:p>
+      <w:pPr>
+        <w:pStyle w:val="SourceCode"/>
+        <w:rPr>
+          <w:lang w:val="en-AU"/>
+        </w:rPr>
+      </w:pPr>
+      <w:r>
+        <w:rPr>
+          <w:lang w:val="en-AU"/>
+        </w:rPr>
+        <w:t>The script checks whether OVH storage is mounted and attempts to mount it if necessary. If the mount or transfer fails, a warning is reported, but the successful local database backup is unaffected. The previous remote backup is preserved if the transfer fails.</w:t>
+      </w:r>
+    </w:p>
+    <w:p>
+      <w:pPr>
+        <w:pStyle w:val="SourceCode"/>
+        <w:rPr>
+          <w:lang w:val="en-AU"/>
+        </w:rPr>
+      </w:pPr>
     </w:p>
     <w:p>
       <w:pPr>
@@ -1981,7 +2144,6 @@
       <w:bookmarkStart w:id="18" w:name="metrics-output-structure"/>
       <w:bookmarkEnd w:id="17"/>
       <w:r>
-        <w:lastRenderedPageBreak/>
         <w:t>10. Metrics output structure</w:t>
       </w:r>
     </w:p>
@@ -2138,6 +2300,7 @@
         </w:numPr>
       </w:pPr>
       <w:r>
+        <w:lastRenderedPageBreak/>
         <w:t>foreign keys;</w:t>
       </w:r>
     </w:p>
@@ -2368,7 +2531,6 @@
       <w:bookmarkEnd w:id="18"/>
       <w:bookmarkEnd w:id="22"/>
       <w:r>
-        <w:lastRenderedPageBreak/>
         <w:t>11. Month range</w:t>
       </w:r>
     </w:p>
@@ -2502,6 +2664,7 @@
         <w:rPr>
           <w:rStyle w:val="ExtensionTok"/>
         </w:rPr>
+        <w:lastRenderedPageBreak/>
         <w:t>/usr/local/sbin/</w:t>
       </w:r>
       <w:r>
@@ -2868,7 +3031,6 @@
       <w:bookmarkStart w:id="25" w:name="verifying-a-backup"/>
       <w:bookmarkEnd w:id="24"/>
       <w:r>
-        <w:lastRenderedPageBreak/>
         <w:t>13. Verifying a backup</w:t>
       </w:r>
     </w:p>
@@ -3280,6 +3442,7 @@
         <w:pStyle w:val="BodyText"/>
       </w:pPr>
       <w:r>
+        <w:lastRenderedPageBreak/>
         <w:t>A version that prints each file first:</w:t>
       </w:r>
     </w:p>
@@ -3695,7 +3858,6 @@
         </w:numPr>
       </w:pPr>
       <w:r>
-        <w:lastRenderedPageBreak/>
         <w:t>schema;</w:t>
       </w:r>
     </w:p>
@@ -3872,6 +4034,7 @@
       <w:bookmarkStart w:id="33" w:name="creating-an-empty-restore-database"/>
       <w:bookmarkEnd w:id="32"/>
       <w:r>
+        <w:lastRenderedPageBreak/>
         <w:t>16. Creating an empty restore database</w:t>
       </w:r>
     </w:p>
@@ -4067,7 +4230,6 @@
     </w:p>
     <w:p>
       <w:r>
-        <w:lastRenderedPageBreak/>
         <w:pict w14:anchorId="45F83601">
           <v:rect id="_x0000_i1032" style="width:0;height:1.5pt" o:hralign="center" o:hrstd="t" o:hr="t"/>
         </w:pict>
@@ -4597,6 +4759,7 @@
         <w:br/>
       </w:r>
       <w:r>
+        <w:lastRenderedPageBreak/>
         <w:br/>
       </w:r>
       <w:r>
@@ -4712,10 +4875,7 @@
       <w:bookmarkStart w:id="38" w:name="complete-datasphere-restore-sequence"/>
       <w:bookmarkEnd w:id="37"/>
       <w:r>
-        <w:t xml:space="preserve">17a </w:t>
-      </w:r>
-      <w:r>
-        <w:t>Complete Datasphere restore sequence</w:t>
+        <w:t>17a Complete Datasphere restore sequence</w:t>
       </w:r>
     </w:p>
     <w:p>
@@ -4935,7 +5095,6 @@
               <w:rPr>
                 <w:lang w:val="en-AU"/>
               </w:rPr>
-              <w:lastRenderedPageBreak/>
               <w:t>--backup-dir DIR</w:t>
             </w:r>
           </w:p>
@@ -5405,6 +5564,7 @@
           <w:bCs/>
           <w:lang w:val="en-AU"/>
         </w:rPr>
+        <w:lastRenderedPageBreak/>
         <w:t>Behaviour</w:t>
       </w:r>
     </w:p>
@@ -5513,7 +5673,6 @@
         <w:rPr>
           <w:lang w:val="en-AU"/>
         </w:rPr>
-        <w:lastRenderedPageBreak/>
         <w:t>Restore a different weekday into a differently named test database:</w:t>
       </w:r>
     </w:p>
@@ -5718,6 +5877,7 @@
         <w:rPr>
           <w:lang w:val="en-AU"/>
         </w:rPr>
+        <w:lastRenderedPageBreak/>
         <w:t>And the row-count validation step is still on the table — I'd add it to both scripts and extend the "Notes and cautions" in each section to describe it. Want me to do that, and which of the two assembly options above do you prefer?</w:t>
       </w:r>
     </w:p>
@@ -6026,7 +6186,6 @@
       <w:bookmarkStart w:id="42" w:name="step-3-restore-demand"/>
       <w:bookmarkEnd w:id="41"/>
       <w:r>
-        <w:lastRenderedPageBreak/>
         <w:t xml:space="preserve">Step 3: restore </w:t>
       </w:r>
       <w:r>
@@ -6866,6 +7025,7 @@
         <w:rPr>
           <w:rStyle w:val="NormalTok"/>
         </w:rPr>
+        <w:lastRenderedPageBreak/>
         <w:t xml:space="preserve">  </w:t>
       </w:r>
       <w:r>
@@ -7257,10 +7417,7 @@
       <w:bookmarkStart w:id="45" w:name="complete-metrics-restore-sequence"/>
       <w:bookmarkEnd w:id="44"/>
       <w:r>
-        <w:t xml:space="preserve">18a </w:t>
-      </w:r>
-      <w:r>
-        <w:t>Complete Metrics restore sequence</w:t>
+        <w:t>18a Complete Metrics restore sequence</w:t>
       </w:r>
     </w:p>
     <w:p>
@@ -7422,7 +7579,6 @@
                 <w:bCs/>
                 <w:lang w:val="en-AU"/>
               </w:rPr>
-              <w:lastRenderedPageBreak/>
               <w:t>Option</w:t>
             </w:r>
           </w:p>
@@ -8052,7 +8208,14 @@
         <w:rPr>
           <w:lang w:val="en-AU"/>
         </w:rPr>
-        <w:t>The script restores in the required order: schema first, then ordinary tables, then demand, then each monthly daily_requests file. As in the manual procedure, the schema dump does not create the database itself, so the target database must exist before the data is loaded. Passing --create-db creates it with the specified character set and collation; without that option, the database must already exist or the script stops with an error.</w:t>
+        <w:t xml:space="preserve">The script restores in the required order: schema first, then ordinary tables, then demand, then each monthly daily_requests file. As in the manual procedure, the schema dump does </w:t>
+      </w:r>
+      <w:r>
+        <w:rPr>
+          <w:lang w:val="en-AU"/>
+        </w:rPr>
+        <w:lastRenderedPageBreak/>
+        <w:t>not create the database itself, so the target database must exist before the data is loaded. Passing --create-db creates it with the specified character set and collation; without that option, the database must already exist or the script stops with an error.</w:t>
       </w:r>
     </w:p>
     <w:p>
@@ -8180,7 +8343,6 @@
         <w:rPr>
           <w:lang w:val="en-AU"/>
         </w:rPr>
-        <w:lastRenderedPageBreak/>
         <w:t xml:space="preserve">  --backup-dir /var/lib/backups/logical/Tue \</w:t>
       </w:r>
     </w:p>
@@ -8355,6 +8517,7 @@
       <w:bookmarkEnd w:id="39"/>
       <w:bookmarkEnd w:id="45"/>
       <w:r>
+        <w:lastRenderedPageBreak/>
         <w:t>19. Monitoring a long restore</w:t>
       </w:r>
     </w:p>
@@ -8644,7 +8807,6 @@
       <w:bookmarkStart w:id="47" w:name="validating-a-restored-database"/>
       <w:bookmarkEnd w:id="46"/>
       <w:r>
-        <w:lastRenderedPageBreak/>
         <w:t>20. Validating a restored database</w:t>
       </w:r>
     </w:p>
@@ -9050,6 +9212,7 @@
         <w:rPr>
           <w:rStyle w:val="StringTok"/>
         </w:rPr>
+        <w:lastRenderedPageBreak/>
         <w:t xml:space="preserve">   GROUP BY month</w:t>
       </w:r>
       <w:r>
@@ -9216,7 +9379,6 @@
         <w:pStyle w:val="FirstParagraph"/>
       </w:pPr>
       <w:r>
-        <w:lastRenderedPageBreak/>
         <w:t>Example: run Metrics daily at 02:00:</w:t>
       </w:r>
     </w:p>
@@ -9430,6 +9592,7 @@
       <w:bookmarkStart w:id="52" w:name="operational-cautions"/>
       <w:bookmarkEnd w:id="51"/>
       <w:r>
+        <w:lastRenderedPageBreak/>
         <w:t>22. Operational cautions</w:t>
       </w:r>
     </w:p>
@@ -9602,7 +9765,6 @@
         <w:pStyle w:val="BodyText"/>
       </w:pPr>
       <w:r>
-        <w:lastRenderedPageBreak/>
         <w:t>This does not provide the same consistency guarantee for non-transactional tables such as MyISAM or Aria. If such tables contain changing data, review their backup requirements separately.</w:t>
       </w:r>
     </w:p>
@@ -9747,16 +9909,45 @@
       <w:bookmarkStart w:id="58" w:name="backup-location"/>
       <w:bookmarkEnd w:id="57"/>
       <w:r>
-        <w:t>Backup location</w:t>
+        <w:t>Backup location and remote storage</w:t>
       </w:r>
     </w:p>
     <w:p>
       <w:pPr>
         <w:pStyle w:val="FirstParagraph"/>
-      </w:pPr>
-      <w:r>
-        <w:t>A backup stored only on the same server and disk as the live database does not protect against total server or disk loss. Copy completed backup sets to separate storage when possible.</w:t>
-      </w:r>
+        <w:rPr>
+          <w:lang w:val="en-AU"/>
+        </w:rPr>
+      </w:pPr>
+      <w:r>
+        <w:rPr>
+          <w:lang w:val="en-AU"/>
+        </w:rPr>
+        <w:t>Both logical backup scripts automatically copy completed backup sets to OVH Backup Storage, providing an off-server copy in addition to the local backups. Files are transferred using rsync, preserving their directory structure.</w:t>
+      </w:r>
+    </w:p>
+    <w:p>
+      <w:pPr>
+        <w:pStyle w:val="FirstParagraph"/>
+        <w:rPr>
+          <w:lang w:val="en-AU"/>
+        </w:rPr>
+      </w:pPr>
+      <w:r>
+        <w:rPr>
+          <w:lang w:val="en-AU"/>
+        </w:rPr>
+        <w:lastRenderedPageBreak/>
+        <w:t>Remote synchronisation is performed only after the local SQL backup completes successfully. A remote storage or transfer failure does not invalidate the local backup, but the warning should be investigated to ensure off-server protection is maintained.</w:t>
+      </w:r>
+    </w:p>
+    <w:p>
+      <w:pPr>
+        <w:pStyle w:val="FirstParagraph"/>
+        <w:rPr>
+          <w:lang w:val="en-AU"/>
+        </w:rPr>
+      </w:pPr>
     </w:p>
     <w:p>
       <w:pPr>
@@ -10127,7 +10318,6 @@
       <w:bookmarkStart w:id="66" w:name="list-available-weekday-backups"/>
       <w:bookmarkEnd w:id="65"/>
       <w:r>
-        <w:lastRenderedPageBreak/>
         <w:t>List available weekday backups</w:t>
       </w:r>
     </w:p>
@@ -10332,7 +10522,7 @@
 </file>
 
 <file path=word/endnotes.xml><?xml version="1.0" encoding="utf-8"?>
-<w:endnotes xmlns:wpc="http://schemas.microsoft.com/office/word/2010/wordprocessingCanvas" xmlns:cx="http://schemas.microsoft.com/office/drawing/2014/chartex" xmlns:cx1="http://schemas.microsoft.com/office/drawing/2015/9/8/chartex" xmlns:cx2="http://schemas.microsoft.com/office/drawing/2015/10/21/chartex" xmlns:cx3="http://schemas.microsoft.com/office/drawing/2016/5/9/chartex" xmlns:cx4="http://schemas.microsoft.com/office/drawing/2016/5/10/chartex" xmlns:cx5="http://schemas.microsoft.com/office/drawing/2016/5/11/chartex" xmlns:cx6="http://schemas.microsoft.com/office/drawing/2016/5/12/chartex" xmlns:cx7="http://schemas.microsoft.com/office/drawing/2016/5/13/chartex" xmlns:cx8="http://schemas.microsoft.com/office/drawing/2016/5/14/chartex" xmlns:mc="http://schemas.openxmlformats.org/markup-compatibility/2006" xmlns:aink="http://schemas.microsoft.com/office/drawing/2016/ink" xmlns:am3d="http://schemas.microsoft.com/office/drawing/2017/model3d" xmlns:o="urn:schemas-microsoft-com:office:office" xmlns:oel="http://schemas.microsoft.com/office/2019/extlst" xmlns:r="http://schemas.openxmlformats.org/officeDocument/2006/relationships" xmlns:m="http://schemas.openxmlformats.org/officeDocument/2006/math" xmlns:v="urn:schemas-microsoft-com:vml" xmlns:wp14="http://schemas.microsoft.com/office/word/2010/wordprocessingDrawing" xmlns:wp="http://schemas.openxmlformats.org/drawingml/2006/wordprocessingDrawing" xmlns:w10="urn:schemas-microsoft-com:office:word" xmlns:w="http://schemas.openxmlformats.org/wordprocessingml/2006/main" xmlns:w14="http://schemas.microsoft.com/office/word/2010/wordml" xmlns:w15="http://schemas.microsoft.com/office/word/2012/wordml" xmlns:w16cei="http://schemas.microsoft.com/office/word/2026/wordml/cei" xmlns:w16cex="http://schemas.microsoft.com/office/word/2018/wordml/cex" xmlns:w16cid="http://schemas.microsoft.com/office/word/2016/wordml/cid" xmlns:w16="http://schemas.microsoft.com/office/word/2018/wordml" xmlns:w16du="http://schemas.microsoft.com/office/word/2023/wordml/word16du" xmlns:w16sdtdh="http://schemas.microsoft.com/office/word/2020/wordml/sdtdatahash" xmlns:w16sdtfl="http://schemas.microsoft.com/office/word/2024/wordml/sdtformatlock" xmlns:w16se="http://schemas.microsoft.com/office/word/2015/wordml/symex" xmlns:wpg="http://schemas.microsoft.com/office/word/2010/wordprocessingGroup" xmlns:wpi="http://schemas.microsoft.com/office/word/2010/wordprocessingInk" xmlns:wne="http://schemas.microsoft.com/office/word/2006/wordml" xmlns:wps="http://schemas.microsoft.com/office/word/2010/wordprocessingShape" mc:Ignorable="w14 w15 w16se w16cid w16 w16cex w16sdtdh w16sdtfl w16du wp14">
+<w:endnotes xmlns:wpc="http://schemas.microsoft.com/office/word/2010/wordprocessingCanvas" xmlns:cx="http://schemas.microsoft.com/office/drawing/2014/chartex" xmlns:cx1="http://schemas.microsoft.com/office/drawing/2015/9/8/chartex" xmlns:cx2="http://schemas.microsoft.com/office/drawing/2015/10/21/chartex" xmlns:cx3="http://schemas.microsoft.com/office/drawing/2016/5/9/chartex" xmlns:cx4="http://schemas.microsoft.com/office/drawing/2016/5/10/chartex" xmlns:cx5="http://schemas.microsoft.com/office/drawing/2016/5/11/chartex" xmlns:cx6="http://schemas.microsoft.com/office/drawing/2016/5/12/chartex" xmlns:cx7="http://schemas.microsoft.com/office/drawing/2016/5/13/chartex" xmlns:cx8="http://schemas.microsoft.com/office/drawing/2016/5/14/chartex" xmlns:mc="http://schemas.openxmlformats.org/markup-compatibility/2006" xmlns:aink="http://schemas.microsoft.com/office/drawing/2016/ink" xmlns:am3d="http://schemas.microsoft.com/office/drawing/2017/model3d" xmlns:o="urn:schemas-microsoft-com:office:office" xmlns:oel="http://schemas.microsoft.com/office/2019/extlst" xmlns:r="http://schemas.openxmlformats.org/officeDocument/2006/relationships" xmlns:m="http://schemas.openxmlformats.org/officeDocument/2006/math" xmlns:v="urn:schemas-microsoft-com:vml" xmlns:wp14="http://schemas.microsoft.com/office/word/2010/wordprocessingDrawing" xmlns:wp="http://schemas.openxmlformats.org/drawingml/2006/wordprocessingDrawing" xmlns:w10="urn:schemas-microsoft-com:office:word" xmlns:w="http://schemas.openxmlformats.org/wordprocessingml/2006/main" xmlns:w14="http://schemas.microsoft.com/office/word/2010/wordml" xmlns:w15="http://schemas.microsoft.com/office/word/2012/wordml" xmlns:w16cex="http://schemas.microsoft.com/office/word/2018/wordml/cex" xmlns:w16cid="http://schemas.microsoft.com/office/word/2016/wordml/cid" xmlns:w16="http://schemas.microsoft.com/office/word/2018/wordml" xmlns:w16du="http://schemas.microsoft.com/office/word/2023/wordml/word16du" xmlns:w16sdtdh="http://schemas.microsoft.com/office/word/2020/wordml/sdtdatahash" xmlns:w16sdtfl="http://schemas.microsoft.com/office/word/2024/wordml/sdtformatlock" xmlns:w16se="http://schemas.microsoft.com/office/word/2015/wordml/symex" xmlns:wpg="http://schemas.microsoft.com/office/word/2010/wordprocessingGroup" xmlns:wpi="http://schemas.microsoft.com/office/word/2010/wordprocessingInk" xmlns:wne="http://schemas.microsoft.com/office/word/2006/wordml" xmlns:wps="http://schemas.microsoft.com/office/word/2010/wordprocessingShape" mc:Ignorable="w14 w15 w16se w16cid w16 w16cex w16sdtdh w16sdtfl w16du wp14">
   <w:endnote w:type="separator" w:id="-1">
     <w:p>
       <w:pPr>
@@ -10357,7 +10547,7 @@
 </file>
 
 <file path=word/footnotes.xml><?xml version="1.0" encoding="utf-8"?>
-<w:footnotes xmlns:wpc="http://schemas.microsoft.com/office/word/2010/wordprocessingCanvas" xmlns:cx="http://schemas.microsoft.com/office/drawing/2014/chartex" xmlns:cx1="http://schemas.microsoft.com/office/drawing/2015/9/8/chartex" xmlns:cx2="http://schemas.microsoft.com/office/drawing/2015/10/21/chartex" xmlns:cx3="http://schemas.microsoft.com/office/drawing/2016/5/9/chartex" xmlns:cx4="http://schemas.microsoft.com/office/drawing/2016/5/10/chartex" xmlns:cx5="http://schemas.microsoft.com/office/drawing/2016/5/11/chartex" xmlns:cx6="http://schemas.microsoft.com/office/drawing/2016/5/12/chartex" xmlns:cx7="http://schemas.microsoft.com/office/drawing/2016/5/13/chartex" xmlns:cx8="http://schemas.microsoft.com/office/drawing/2016/5/14/chartex" xmlns:mc="http://schemas.openxmlformats.org/markup-compatibility/2006" xmlns:aink="http://schemas.microsoft.com/office/drawing/2016/ink" xmlns:am3d="http://schemas.microsoft.com/office/drawing/2017/model3d" xmlns:o="urn:schemas-microsoft-com:office:office" xmlns:oel="http://schemas.microsoft.com/office/2019/extlst" xmlns:r="http://schemas.openxmlformats.org/officeDocument/2006/relationships" xmlns:m="http://schemas.openxmlformats.org/officeDocument/2006/math" xmlns:v="urn:schemas-microsoft-com:vml" xmlns:wp14="http://schemas.microsoft.com/office/word/2010/wordprocessingDrawing" xmlns:wp="http://schemas.openxmlformats.org/drawingml/2006/wordprocessingDrawing" xmlns:w10="urn:schemas-microsoft-com:office:word" xmlns:w="http://schemas.openxmlformats.org/wordprocessingml/2006/main" xmlns:w14="http://schemas.microsoft.com/office/word/2010/wordml" xmlns:w15="http://schemas.microsoft.com/office/word/2012/wordml" xmlns:w16cei="http://schemas.microsoft.com/office/word/2026/wordml/cei" xmlns:w16cex="http://schemas.microsoft.com/office/word/2018/wordml/cex" xmlns:w16cid="http://schemas.microsoft.com/office/word/2016/wordml/cid" xmlns:w16="http://schemas.microsoft.com/office/word/2018/wordml" xmlns:w16du="http://schemas.microsoft.com/office/word/2023/wordml/word16du" xmlns:w16sdtdh="http://schemas.microsoft.com/office/word/2020/wordml/sdtdatahash" xmlns:w16sdtfl="http://schemas.microsoft.com/office/word/2024/wordml/sdtformatlock" xmlns:w16se="http://schemas.microsoft.com/office/word/2015/wordml/symex" xmlns:wpg="http://schemas.microsoft.com/office/word/2010/wordprocessingGroup" xmlns:wpi="http://schemas.microsoft.com/office/word/2010/wordprocessingInk" xmlns:wne="http://schemas.microsoft.com/office/word/2006/wordml" xmlns:wps="http://schemas.microsoft.com/office/word/2010/wordprocessingShape" mc:Ignorable="w14 w15 w16se w16cid w16 w16cex w16sdtdh w16sdtfl w16du wp14">
+<w:footnotes xmlns:wpc="http://schemas.microsoft.com/office/word/2010/wordprocessingCanvas" xmlns:cx="http://schemas.microsoft.com/office/drawing/2014/chartex" xmlns:cx1="http://schemas.microsoft.com/office/drawing/2015/9/8/chartex" xmlns:cx2="http://schemas.microsoft.com/office/drawing/2015/10/21/chartex" xmlns:cx3="http://schemas.microsoft.com/office/drawing/2016/5/9/chartex" xmlns:cx4="http://schemas.microsoft.com/office/drawing/2016/5/10/chartex" xmlns:cx5="http://schemas.microsoft.com/office/drawing/2016/5/11/chartex" xmlns:cx6="http://schemas.microsoft.com/office/drawing/2016/5/12/chartex" xmlns:cx7="http://schemas.microsoft.com/office/drawing/2016/5/13/chartex" xmlns:cx8="http://schemas.microsoft.com/office/drawing/2016/5/14/chartex" xmlns:mc="http://schemas.openxmlformats.org/markup-compatibility/2006" xmlns:aink="http://schemas.microsoft.com/office/drawing/2016/ink" xmlns:am3d="http://schemas.microsoft.com/office/drawing/2017/model3d" xmlns:o="urn:schemas-microsoft-com:office:office" xmlns:oel="http://schemas.microsoft.com/office/2019/extlst" xmlns:r="http://schemas.openxmlformats.org/officeDocument/2006/relationships" xmlns:m="http://schemas.openxmlformats.org/officeDocument/2006/math" xmlns:v="urn:schemas-microsoft-com:vml" xmlns:wp14="http://schemas.microsoft.com/office/word/2010/wordprocessingDrawing" xmlns:wp="http://schemas.openxmlformats.org/drawingml/2006/wordprocessingDrawing" xmlns:w10="urn:schemas-microsoft-com:office:word" xmlns:w="http://schemas.openxmlformats.org/wordprocessingml/2006/main" xmlns:w14="http://schemas.microsoft.com/office/word/2010/wordml" xmlns:w15="http://schemas.microsoft.com/office/word/2012/wordml" xmlns:w16cex="http://schemas.microsoft.com/office/word/2018/wordml/cex" xmlns:w16cid="http://schemas.microsoft.com/office/word/2016/wordml/cid" xmlns:w16="http://schemas.microsoft.com/office/word/2018/wordml" xmlns:w16du="http://schemas.microsoft.com/office/word/2023/wordml/word16du" xmlns:w16sdtdh="http://schemas.microsoft.com/office/word/2020/wordml/sdtdatahash" xmlns:w16sdtfl="http://schemas.microsoft.com/office/word/2024/wordml/sdtformatlock" xmlns:w16se="http://schemas.microsoft.com/office/word/2015/wordml/symex" xmlns:wpg="http://schemas.microsoft.com/office/word/2010/wordprocessingGroup" xmlns:wpi="http://schemas.microsoft.com/office/word/2010/wordprocessingInk" xmlns:wne="http://schemas.microsoft.com/office/word/2006/wordml" xmlns:wps="http://schemas.microsoft.com/office/word/2010/wordprocessingShape" mc:Ignorable="w14 w15 w16se w16cid w16 w16cex w16sdtdh w16sdtfl w16du wp14">
   <w:footnote w:type="separator" w:id="-1">
     <w:p>
       <w:r>
@@ -10376,7 +10566,7 @@
 </file>
 
 <file path=word/numbering.xml><?xml version="1.0" encoding="utf-8"?>
-<w:numbering xmlns:wpc="http://schemas.microsoft.com/office/word/2010/wordprocessingCanvas" xmlns:cx="http://schemas.microsoft.com/office/drawing/2014/chartex" xmlns:cx1="http://schemas.microsoft.com/office/drawing/2015/9/8/chartex" xmlns:cx2="http://schemas.microsoft.com/office/drawing/2015/10/21/chartex" xmlns:cx3="http://schemas.microsoft.com/office/drawing/2016/5/9/chartex" xmlns:cx4="http://schemas.microsoft.com/office/drawing/2016/5/10/chartex" xmlns:cx5="http://schemas.microsoft.com/office/drawing/2016/5/11/chartex" xmlns:cx6="http://schemas.microsoft.com/office/drawing/2016/5/12/chartex" xmlns:cx7="http://schemas.microsoft.com/office/drawing/2016/5/13/chartex" xmlns:cx8="http://schemas.microsoft.com/office/drawing/2016/5/14/chartex" xmlns:mc="http://schemas.openxmlformats.org/markup-compatibility/2006" xmlns:aink="http://schemas.microsoft.com/office/drawing/2016/ink" xmlns:am3d="http://schemas.microsoft.com/office/drawing/2017/model3d" xmlns:o="urn:schemas-microsoft-com:office:office" xmlns:oel="http://schemas.microsoft.com/office/2019/extlst" xmlns:r="http://schemas.openxmlformats.org/officeDocument/2006/relationships" xmlns:m="http://schemas.openxmlformats.org/officeDocument/2006/math" xmlns:v="urn:schemas-microsoft-com:vml" xmlns:wp14="http://schemas.microsoft.com/office/word/2010/wordprocessingDrawing" xmlns:wp="http://schemas.openxmlformats.org/drawingml/2006/wordprocessingDrawing" xmlns:w10="urn:schemas-microsoft-com:office:word" xmlns:w="http://schemas.openxmlformats.org/wordprocessingml/2006/main" xmlns:w14="http://schemas.microsoft.com/office/word/2010/wordml" xmlns:w15="http://schemas.microsoft.com/office/word/2012/wordml" xmlns:w16cei="http://schemas.microsoft.com/office/word/2026/wordml/cei" xmlns:w16cex="http://schemas.microsoft.com/office/word/2018/wordml/cex" xmlns:w16cid="http://schemas.microsoft.com/office/word/2016/wordml/cid" xmlns:w16="http://schemas.microsoft.com/office/word/2018/wordml" xmlns:w16du="http://schemas.microsoft.com/office/word/2023/wordml/word16du" xmlns:w16sdtdh="http://schemas.microsoft.com/office/word/2020/wordml/sdtdatahash" xmlns:w16sdtfl="http://schemas.microsoft.com/office/word/2024/wordml/sdtformatlock" xmlns:w16se="http://schemas.microsoft.com/office/word/2015/wordml/symex" xmlns:wpg="http://schemas.microsoft.com/office/word/2010/wordprocessingGroup" xmlns:wpi="http://schemas.microsoft.com/office/word/2010/wordprocessingInk" xmlns:wne="http://schemas.microsoft.com/office/word/2006/wordml" xmlns:wps="http://schemas.microsoft.com/office/word/2010/wordprocessingShape" mc:Ignorable="w14 w15 w16se w16cid w16 w16cex w16sdtdh w16sdtfl w16du wp14">
+<w:numbering xmlns:wpc="http://schemas.microsoft.com/office/word/2010/wordprocessingCanvas" xmlns:cx="http://schemas.microsoft.com/office/drawing/2014/chartex" xmlns:cx1="http://schemas.microsoft.com/office/drawing/2015/9/8/chartex" xmlns:cx2="http://schemas.microsoft.com/office/drawing/2015/10/21/chartex" xmlns:cx3="http://schemas.microsoft.com/office/drawing/2016/5/9/chartex" xmlns:cx4="http://schemas.microsoft.com/office/drawing/2016/5/10/chartex" xmlns:cx5="http://schemas.microsoft.com/office/drawing/2016/5/11/chartex" xmlns:cx6="http://schemas.microsoft.com/office/drawing/2016/5/12/chartex" xmlns:cx7="http://schemas.microsoft.com/office/drawing/2016/5/13/chartex" xmlns:cx8="http://schemas.microsoft.com/office/drawing/2016/5/14/chartex" xmlns:mc="http://schemas.openxmlformats.org/markup-compatibility/2006" xmlns:aink="http://schemas.microsoft.com/office/drawing/2016/ink" xmlns:am3d="http://schemas.microsoft.com/office/drawing/2017/model3d" xmlns:o="urn:schemas-microsoft-com:office:office" xmlns:oel="http://schemas.microsoft.com/office/2019/extlst" xmlns:r="http://schemas.openxmlformats.org/officeDocument/2006/relationships" xmlns:m="http://schemas.openxmlformats.org/officeDocument/2006/math" xmlns:v="urn:schemas-microsoft-com:vml" xmlns:wp14="http://schemas.microsoft.com/office/word/2010/wordprocessingDrawing" xmlns:wp="http://schemas.openxmlformats.org/drawingml/2006/wordprocessingDrawing" xmlns:w10="urn:schemas-microsoft-com:office:word" xmlns:w="http://schemas.openxmlformats.org/wordprocessingml/2006/main" xmlns:w14="http://schemas.microsoft.com/office/word/2010/wordml" xmlns:w15="http://schemas.microsoft.com/office/word/2012/wordml" xmlns:w16cex="http://schemas.microsoft.com/office/word/2018/wordml/cex" xmlns:w16cid="http://schemas.microsoft.com/office/word/2016/wordml/cid" xmlns:w16="http://schemas.microsoft.com/office/word/2018/wordml" xmlns:w16du="http://schemas.microsoft.com/office/word/2023/wordml/word16du" xmlns:w16sdtdh="http://schemas.microsoft.com/office/word/2020/wordml/sdtdatahash" xmlns:w16sdtfl="http://schemas.microsoft.com/office/word/2024/wordml/sdtformatlock" xmlns:w16se="http://schemas.microsoft.com/office/word/2015/wordml/symex" xmlns:wpg="http://schemas.microsoft.com/office/word/2010/wordprocessingGroup" xmlns:wpi="http://schemas.microsoft.com/office/word/2010/wordprocessingInk" xmlns:wne="http://schemas.microsoft.com/office/word/2006/wordml" xmlns:wps="http://schemas.microsoft.com/office/word/2010/wordprocessingShape" mc:Ignorable="w14 w15 w16se w16cid w16 w16cex w16sdtdh w16sdtfl w16du wp14">
   <w:abstractNum w:abstractNumId="0" w15:restartNumberingAfterBreak="0">
     <w:nsid w:val="0000A990"/>
     <w:multiLevelType w:val="multilevel"/>
@@ -12089,6 +12279,14 @@
       <w:shd w:val="clear" w:color="auto" w:fill="F8F8F8"/>
     </w:rPr>
   </w:style>
+  <w:style w:type="paragraph" w:styleId="NormalWeb">
+    <w:name w:val="Normal (Web)"/>
+    <w:basedOn w:val="Normal"/>
+    <w:rsid w:val="00024AFC"/>
+    <w:rPr>
+      <w:rFonts w:ascii="Times New Roman" w:hAnsi="Times New Roman" w:cs="Times New Roman"/>
+    </w:rPr>
+  </w:style>
 </w:styles>
 </file>
 

--- a/bare-metal-linux-backup-recovery/guides/mariaDB Logical Backup Documentation.docx
+++ b/bare-metal-linux-backup-recovery/guides/mariaDB Logical Backup Documentation.docx
@@ -1,6 +1,6 @@
 
 <file path=word/document.xml><?xml version="1.0" encoding="utf-8"?>
-<w:document xmlns:wpc="http://schemas.microsoft.com/office/word/2010/wordprocessingCanvas" xmlns:cx="http://schemas.microsoft.com/office/drawing/2014/chartex" xmlns:cx1="http://schemas.microsoft.com/office/drawing/2015/9/8/chartex" xmlns:cx2="http://schemas.microsoft.com/office/drawing/2015/10/21/chartex" xmlns:cx3="http://schemas.microsoft.com/office/drawing/2016/5/9/chartex" xmlns:cx4="http://schemas.microsoft.com/office/drawing/2016/5/10/chartex" xmlns:cx5="http://schemas.microsoft.com/office/drawing/2016/5/11/chartex" xmlns:cx6="http://schemas.microsoft.com/office/drawing/2016/5/12/chartex" xmlns:cx7="http://schemas.microsoft.com/office/drawing/2016/5/13/chartex" xmlns:cx8="http://schemas.microsoft.com/office/drawing/2016/5/14/chartex" xmlns:mc="http://schemas.openxmlformats.org/markup-compatibility/2006" xmlns:aink="http://schemas.microsoft.com/office/drawing/2016/ink" xmlns:am3d="http://schemas.microsoft.com/office/drawing/2017/model3d" xmlns:o="urn:schemas-microsoft-com:office:office" xmlns:oel="http://schemas.microsoft.com/office/2019/extlst" xmlns:r="http://schemas.openxmlformats.org/officeDocument/2006/relationships" xmlns:m="http://schemas.openxmlformats.org/officeDocument/2006/math" xmlns:v="urn:schemas-microsoft-com:vml" xmlns:wp14="http://schemas.microsoft.com/office/word/2010/wordprocessingDrawing" xmlns:wp="http://schemas.openxmlformats.org/drawingml/2006/wordprocessingDrawing" xmlns:w10="urn:schemas-microsoft-com:office:word" xmlns:w="http://schemas.openxmlformats.org/wordprocessingml/2006/main" xmlns:w14="http://schemas.microsoft.com/office/word/2010/wordml" xmlns:w15="http://schemas.microsoft.com/office/word/2012/wordml" xmlns:w16cex="http://schemas.microsoft.com/office/word/2018/wordml/cex" xmlns:w16cid="http://schemas.microsoft.com/office/word/2016/wordml/cid" xmlns:w16="http://schemas.microsoft.com/office/word/2018/wordml" xmlns:w16du="http://schemas.microsoft.com/office/word/2023/wordml/word16du" xmlns:w16sdtdh="http://schemas.microsoft.com/office/word/2020/wordml/sdtdatahash" xmlns:w16sdtfl="http://schemas.microsoft.com/office/word/2024/wordml/sdtformatlock" xmlns:w16se="http://schemas.microsoft.com/office/word/2015/wordml/symex" xmlns:wpg="http://schemas.microsoft.com/office/word/2010/wordprocessingGroup" xmlns:wpi="http://schemas.microsoft.com/office/word/2010/wordprocessingInk" xmlns:wne="http://schemas.microsoft.com/office/word/2006/wordml" xmlns:wps="http://schemas.microsoft.com/office/word/2010/wordprocessingShape" mc:Ignorable="w14 w15 w16se w16cid w16 w16cex w16sdtdh w16sdtfl w16du wp14">
+<w:document xmlns:wpc="http://schemas.microsoft.com/office/word/2010/wordprocessingCanvas" xmlns:cx="http://schemas.microsoft.com/office/drawing/2014/chartex" xmlns:cx1="http://schemas.microsoft.com/office/drawing/2015/9/8/chartex" xmlns:cx2="http://schemas.microsoft.com/office/drawing/2015/10/21/chartex" xmlns:cx3="http://schemas.microsoft.com/office/drawing/2016/5/9/chartex" xmlns:cx4="http://schemas.microsoft.com/office/drawing/2016/5/10/chartex" xmlns:cx5="http://schemas.microsoft.com/office/drawing/2016/5/11/chartex" xmlns:cx6="http://schemas.microsoft.com/office/drawing/2016/5/12/chartex" xmlns:cx7="http://schemas.microsoft.com/office/drawing/2016/5/13/chartex" xmlns:cx8="http://schemas.microsoft.com/office/drawing/2016/5/14/chartex" xmlns:mc="http://schemas.openxmlformats.org/markup-compatibility/2006" xmlns:aink="http://schemas.microsoft.com/office/drawing/2016/ink" xmlns:am3d="http://schemas.microsoft.com/office/drawing/2017/model3d" xmlns:o="urn:schemas-microsoft-com:office:office" xmlns:oel="http://schemas.microsoft.com/office/2019/extlst" xmlns:r="http://schemas.openxmlformats.org/officeDocument/2006/relationships" xmlns:m="http://schemas.openxmlformats.org/officeDocument/2006/math" xmlns:v="urn:schemas-microsoft-com:vml" xmlns:wp14="http://schemas.microsoft.com/office/word/2010/wordprocessingDrawing" xmlns:wp="http://schemas.openxmlformats.org/drawingml/2006/wordprocessingDrawing" xmlns:w10="urn:schemas-microsoft-com:office:word" xmlns:w="http://schemas.openxmlformats.org/wordprocessingml/2006/main" xmlns:w14="http://schemas.microsoft.com/office/word/2010/wordml" xmlns:w15="http://schemas.microsoft.com/office/word/2012/wordml" xmlns:w16cei="http://schemas.microsoft.com/office/word/2026/wordml/cei" xmlns:w16cex="http://schemas.microsoft.com/office/word/2018/wordml/cex" xmlns:w16cid="http://schemas.microsoft.com/office/word/2016/wordml/cid" xmlns:w16="http://schemas.microsoft.com/office/word/2018/wordml" xmlns:w16du="http://schemas.microsoft.com/office/word/2023/wordml/word16du" xmlns:w16sdtdh="http://schemas.microsoft.com/office/word/2020/wordml/sdtdatahash" xmlns:w16sdtfl="http://schemas.microsoft.com/office/word/2024/wordml/sdtformatlock" xmlns:w16se="http://schemas.microsoft.com/office/word/2015/wordml/symex" xmlns:wpg="http://schemas.microsoft.com/office/word/2010/wordprocessingGroup" xmlns:wpi="http://schemas.microsoft.com/office/word/2010/wordprocessingInk" xmlns:wne="http://schemas.microsoft.com/office/word/2006/wordml" xmlns:wps="http://schemas.microsoft.com/office/word/2010/wordprocessingShape" mc:Ignorable="w14 w15 w16se w16cid w16 w16cex w16sdtdh w16sdtfl w16du wp14">
   <w:body>
     <w:p>
       <w:pPr>
@@ -1140,9 +1140,6 @@
     <w:p>
       <w:pPr>
         <w:pStyle w:val="SourceCode"/>
-        <w:rPr>
-          <w:lang w:val="en-AU"/>
-        </w:rPr>
       </w:pPr>
       <w:r>
         <w:rPr>
@@ -1150,82 +1147,6 @@
         </w:rPr>
         <w:lastRenderedPageBreak/>
         <w:t>/var/lib/backups/logical_datasphere/Mon</w:t>
-      </w:r>
-      <w:r>
-        <w:rPr>
-          <w:rStyle w:val="VerbatimChar"/>
-        </w:rPr>
-        <w:br/>
-      </w:r>
-      <w:r>
-        <w:rPr>
-          <w:rStyle w:val="VerbatimChar"/>
-        </w:rPr>
-        <w:br/>
-      </w:r>
-      <w:r>
-        <w:rPr>
-          <w:b/>
-          <w:bCs/>
-          <w:lang w:val="en-AU"/>
-        </w:rPr>
-        <w:t>OVH remote backup</w:t>
-      </w:r>
-    </w:p>
-    <w:p>
-      <w:pPr>
-        <w:pStyle w:val="SourceCode"/>
-        <w:rPr>
-          <w:lang w:val="en-AU"/>
-        </w:rPr>
-      </w:pPr>
-      <w:r>
-        <w:rPr>
-          <w:lang w:val="en-AU"/>
-        </w:rPr>
-        <w:t>After successfully completing the local SQL backup, the script automatically copies the completed weekday backup directory to OVH Backup Storage, preserving the directory structure.</w:t>
-      </w:r>
-    </w:p>
-    <w:p>
-      <w:pPr>
-        <w:pStyle w:val="SourceCode"/>
-        <w:rPr>
-          <w:lang w:val="en-AU"/>
-        </w:rPr>
-      </w:pPr>
-      <w:r>
-        <w:rPr>
-          <w:lang w:val="en-AU"/>
-        </w:rPr>
-        <w:t>Remote backup location:</w:t>
-      </w:r>
-    </w:p>
-    <w:p>
-      <w:pPr>
-        <w:pStyle w:val="SourceCode"/>
-        <w:rPr>
-          <w:lang w:val="en-AU"/>
-        </w:rPr>
-      </w:pPr>
-      <w:r>
-        <w:rPr>
-          <w:lang w:val="en-AU"/>
-        </w:rPr>
-        <w:t>/mnt/ovh-backup/var/lib/backups/logical_datasphere/&lt;weekday&gt;</w:t>
-      </w:r>
-    </w:p>
-    <w:p>
-      <w:pPr>
-        <w:pStyle w:val="SourceCode"/>
-        <w:rPr>
-          <w:lang w:val="en-AU"/>
-        </w:rPr>
-      </w:pPr>
-      <w:r>
-        <w:rPr>
-          <w:lang w:val="en-AU"/>
-        </w:rPr>
-        <w:t>The script checks whether OVH storage is mounted and attempts to mount it if necessary. If the mount or transfer fails, a warning is reported, but the successful local database backup is unaffected. The previous remote backup is preserved if the transfer fails.</w:t>
       </w:r>
     </w:p>
     <w:p>
@@ -1505,7 +1426,6 @@
       <w:bookmarkStart w:id="13" w:name="large-table-files"/>
       <w:bookmarkEnd w:id="12"/>
       <w:r>
-        <w:lastRenderedPageBreak/>
         <w:t>Large-table files</w:t>
       </w:r>
     </w:p>
@@ -1598,6 +1518,7 @@
         <w:rPr>
           <w:rStyle w:val="ExtensionTok"/>
         </w:rPr>
+        <w:lastRenderedPageBreak/>
         <w:t>/usr/local/sbin/</w:t>
       </w:r>
       <w:r>
@@ -1965,7 +1886,6 @@
         </w:numPr>
       </w:pPr>
       <w:r>
-        <w:lastRenderedPageBreak/>
         <w:t xml:space="preserve">the </w:t>
       </w:r>
       <w:r>
@@ -2046,96 +1966,13 @@
     <w:p>
       <w:pPr>
         <w:pStyle w:val="SourceCode"/>
+      </w:pPr>
+      <w:r>
         <w:rPr>
           <w:rStyle w:val="VerbatimChar"/>
         </w:rPr>
-      </w:pPr>
-      <w:r>
-        <w:rPr>
-          <w:rStyle w:val="VerbatimChar"/>
-        </w:rPr>
         <w:t>/var/lib/backups/logical/Mon</w:t>
       </w:r>
-    </w:p>
-    <w:p>
-      <w:pPr>
-        <w:pStyle w:val="SourceCode"/>
-        <w:rPr>
-          <w:lang w:val="en-AU"/>
-        </w:rPr>
-      </w:pPr>
-      <w:r>
-        <w:rPr>
-          <w:b/>
-          <w:bCs/>
-          <w:lang w:val="en-AU"/>
-        </w:rPr>
-        <w:t>OVH remote backup</w:t>
-      </w:r>
-    </w:p>
-    <w:p>
-      <w:pPr>
-        <w:pStyle w:val="SourceCode"/>
-        <w:rPr>
-          <w:lang w:val="en-AU"/>
-        </w:rPr>
-      </w:pPr>
-      <w:r>
-        <w:rPr>
-          <w:lang w:val="en-AU"/>
-        </w:rPr>
-        <w:t>After successfully completing the local SQL backup, the script automatically copies the completed weekday backup directory to OVH Backup Storage, preserving the directory structure.</w:t>
-      </w:r>
-    </w:p>
-    <w:p>
-      <w:pPr>
-        <w:pStyle w:val="SourceCode"/>
-        <w:rPr>
-          <w:lang w:val="en-AU"/>
-        </w:rPr>
-      </w:pPr>
-      <w:r>
-        <w:rPr>
-          <w:lang w:val="en-AU"/>
-        </w:rPr>
-        <w:t>Remote backup location:</w:t>
-      </w:r>
-    </w:p>
-    <w:p>
-      <w:pPr>
-        <w:pStyle w:val="SourceCode"/>
-        <w:rPr>
-          <w:lang w:val="en-AU"/>
-        </w:rPr>
-      </w:pPr>
-      <w:r>
-        <w:rPr>
-          <w:lang w:val="en-AU"/>
-        </w:rPr>
-        <w:t>/mnt/ovh-backup/var/lib/backups/logical/&lt;weekday&gt;</w:t>
-      </w:r>
-    </w:p>
-    <w:p>
-      <w:pPr>
-        <w:pStyle w:val="SourceCode"/>
-        <w:rPr>
-          <w:lang w:val="en-AU"/>
-        </w:rPr>
-      </w:pPr>
-      <w:r>
-        <w:rPr>
-          <w:lang w:val="en-AU"/>
-        </w:rPr>
-        <w:t>The script checks whether OVH storage is mounted and attempts to mount it if necessary. If the mount or transfer fails, a warning is reported, but the successful local database backup is unaffected. The previous remote backup is preserved if the transfer fails.</w:t>
-      </w:r>
-    </w:p>
-    <w:p>
-      <w:pPr>
-        <w:pStyle w:val="SourceCode"/>
-        <w:rPr>
-          <w:lang w:val="en-AU"/>
-        </w:rPr>
-      </w:pPr>
     </w:p>
     <w:p>
       <w:pPr>
@@ -2144,6 +1981,7 @@
       <w:bookmarkStart w:id="18" w:name="metrics-output-structure"/>
       <w:bookmarkEnd w:id="17"/>
       <w:r>
+        <w:lastRenderedPageBreak/>
         <w:t>10. Metrics output structure</w:t>
       </w:r>
     </w:p>
@@ -2300,7 +2138,6 @@
         </w:numPr>
       </w:pPr>
       <w:r>
-        <w:lastRenderedPageBreak/>
         <w:t>foreign keys;</w:t>
       </w:r>
     </w:p>
@@ -2531,6 +2368,7 @@
       <w:bookmarkEnd w:id="18"/>
       <w:bookmarkEnd w:id="22"/>
       <w:r>
+        <w:lastRenderedPageBreak/>
         <w:t>11. Month range</w:t>
       </w:r>
     </w:p>
@@ -2664,7 +2502,6 @@
         <w:rPr>
           <w:rStyle w:val="ExtensionTok"/>
         </w:rPr>
-        <w:lastRenderedPageBreak/>
         <w:t>/usr/local/sbin/</w:t>
       </w:r>
       <w:r>
@@ -3028,9 +2865,48 @@
       <w:pPr>
         <w:pStyle w:val="Heading2"/>
       </w:pPr>
+      <w:r>
+        <w:t>12a. Server-wide MariaDB users and privileges backup (Metrics)</w:t>
+      </w:r>
+    </w:p>
+    <w:p>
+      <w:pPr/>
+      <w:r>
+        <w:t>After completing the Metrics SQL dumps, logical_backup_metrics.sh now attempts to export server-wide MariaDB accounts and privileges to the current weekday directory as 90_users.sql.gz. This file is copied to OVH together with the SQL files through the existing off-server synchronization.</w:t>
+      </w:r>
+    </w:p>
+    <w:p>
+      <w:pPr/>
+      <w:r>
+        <w:t>Example local file: /var/lib/backups/logical/Wed/90_users.sql.gz. Example remote file: /mnt/ovh-backup/var/lib/backups/logical/Wed/90_users.sql.gz.</w:t>
+      </w:r>
+    </w:p>
+    <w:p>
+      <w:pPr/>
+      <w:r>
+        <w:t>The export uses mariadb-dump --system=users. By default it attempts local root socket authentication with --no-defaults; if the production root account requires different credentials, configure USERS_DUMP_DEFAULTS_FILE with a protected client option file. Test account export before relying on the scheduled job.</w:t>
+      </w:r>
+    </w:p>
+    <w:p>
+      <w:pPr/>
+      <w:r>
+        <w:t>Users export failures produce a warning but do not invalidate the completed Metrics data dump or block the OVH transfer. Monitor for a missing 90_users.sql.gz: successful SQL backups do not by themselves imply that account restoration is possible.</w:t>
+      </w:r>
+    </w:p>
+    <w:p>
+      <w:pPr/>
+      <w:r>
+        <w:t>The file contains authentication hashes and system-wide grants, so retain restrictive permissions and protect the remote copy. Unlike the numerical prefixes of ordinary SQL data files, 90_users.sql.gz is a separate security-settings export, not the final data-import step.</w:t>
+      </w:r>
+    </w:p>
+    <w:p>
+      <w:pPr>
+        <w:pStyle w:val="Heading2"/>
+      </w:pPr>
       <w:bookmarkStart w:id="25" w:name="verifying-a-backup"/>
       <w:bookmarkEnd w:id="24"/>
       <w:r>
+        <w:lastRenderedPageBreak/>
         <w:t>13. Verifying a backup</w:t>
       </w:r>
     </w:p>
@@ -3442,7 +3318,6 @@
         <w:pStyle w:val="BodyText"/>
       </w:pPr>
       <w:r>
-        <w:lastRenderedPageBreak/>
         <w:t>A version that prints each file first:</w:t>
       </w:r>
     </w:p>
@@ -3830,6 +3705,32 @@
       <w:bookmarkEnd w:id="29"/>
       <w:r>
         <w:t>Restoration</w:t>
+      </w:r>
+    </w:p>
+    <w:p>
+      <w:pPr>
+        <w:pStyle w:val="Heading2"/>
+      </w:pPr>
+      <w:r>
+        <w:t>13a. MariaDB accounts during disaster recovery</w:t>
+      </w:r>
+    </w:p>
+    <w:p>
+      <w:pPr/>
+      <w:r>
+        <w:t>ReaR excludes /var/lib/mysql, including MariaDB internal account tables. A freshly initialised instance has its own local administrative accounts. Restore application accounts and grants separately from the table data; individual SQL imports may be performed by MariaDB root and need not run as each application user.</w:t>
+      </w:r>
+    </w:p>
+    <w:p>
+      <w:pPr/>
+      <w:r>
+        <w:t>Preserve the freshly initialised root@localhost, mysql@localhost and mariadb.sys@localhost definitions instead of blindly replaying their production account statements. On the VM, local administrative access was verified using mariadb --no-defaults -u root, bypassing the restored backup-user client defaults. Filter only those system-account statements when preparing a test-safe users import; retain application hashes and GRANT statements. Validate root login after the users import, then test application credentials.</w:t>
+      </w:r>
+    </w:p>
+    <w:p>
+      <w:pPr/>
+      <w:r>
+        <w:t>The original users export should remain complete for disaster-recovery reference. Restore or reapply grants before application connectivity testing; views or routines with DEFINER references may require accounts to exist before schema import.</w:t>
       </w:r>
     </w:p>
     <w:p>
@@ -3858,6 +3759,7 @@
         </w:numPr>
       </w:pPr>
       <w:r>
+        <w:lastRenderedPageBreak/>
         <w:t>schema;</w:t>
       </w:r>
     </w:p>
@@ -4034,202 +3936,202 @@
       <w:bookmarkStart w:id="33" w:name="creating-an-empty-restore-database"/>
       <w:bookmarkEnd w:id="32"/>
       <w:r>
+        <w:t>16. Creating an empty restore database</w:t>
+      </w:r>
+    </w:p>
+    <w:p>
+      <w:pPr>
+        <w:pStyle w:val="FirstParagraph"/>
+      </w:pPr>
+      <w:r>
+        <w:t>To restore over an existing database, first ensure that you have selected the correct server and backup set.</w:t>
+      </w:r>
+    </w:p>
+    <w:p>
+      <w:pPr>
+        <w:pStyle w:val="BodyText"/>
+      </w:pPr>
+      <w:r>
+        <w:t>Create a new empty test database:</w:t>
+      </w:r>
+    </w:p>
+    <w:p>
+      <w:pPr>
+        <w:pStyle w:val="SourceCode"/>
+      </w:pPr>
+      <w:r>
+        <w:rPr>
+          <w:rStyle w:val="ExtensionTok"/>
+        </w:rPr>
+        <w:t>mariadb</w:t>
+      </w:r>
+      <w:r>
+        <w:rPr>
+          <w:rStyle w:val="NormalTok"/>
+        </w:rPr>
+        <w:t xml:space="preserve"> </w:t>
+      </w:r>
+      <w:r>
+        <w:rPr>
+          <w:rStyle w:val="AttributeTok"/>
+        </w:rPr>
+        <w:t>-e</w:t>
+      </w:r>
+      <w:r>
+        <w:rPr>
+          <w:rStyle w:val="NormalTok"/>
+        </w:rPr>
+        <w:t xml:space="preserve"> </w:t>
+      </w:r>
+      <w:r>
+        <w:rPr>
+          <w:rStyle w:val="StringTok"/>
+        </w:rPr>
+        <w:t>"CREATE DATABASE datasphere_restore CHARACTER SET utf8mb4 COLLATE utf8mb4_unicode_ci;"</w:t>
+      </w:r>
+    </w:p>
+    <w:p>
+      <w:pPr>
+        <w:pStyle w:val="FirstParagraph"/>
+      </w:pPr>
+      <w:r>
+        <w:t>or:</w:t>
+      </w:r>
+    </w:p>
+    <w:p>
+      <w:pPr>
+        <w:pStyle w:val="SourceCode"/>
+      </w:pPr>
+      <w:r>
+        <w:rPr>
+          <w:rStyle w:val="ExtensionTok"/>
+        </w:rPr>
+        <w:t>mariadb</w:t>
+      </w:r>
+      <w:r>
+        <w:rPr>
+          <w:rStyle w:val="NormalTok"/>
+        </w:rPr>
+        <w:t xml:space="preserve"> </w:t>
+      </w:r>
+      <w:r>
+        <w:rPr>
+          <w:rStyle w:val="AttributeTok"/>
+        </w:rPr>
+        <w:t>-e</w:t>
+      </w:r>
+      <w:r>
+        <w:rPr>
+          <w:rStyle w:val="NormalTok"/>
+        </w:rPr>
+        <w:t xml:space="preserve"> </w:t>
+      </w:r>
+      <w:r>
+        <w:rPr>
+          <w:rStyle w:val="StringTok"/>
+        </w:rPr>
+        <w:t>"CREATE DATABASE metrics_restore CHARACTER SET utf8mb4 COLLATE utf8mb4_unicode_ci;"</w:t>
+      </w:r>
+    </w:p>
+    <w:p>
+      <w:pPr>
+        <w:pStyle w:val="FirstParagraph"/>
+      </w:pPr>
+      <w:r>
+        <w:t>The character set and collation should ideally match the original database. Check the source before creating the destination:</w:t>
+      </w:r>
+    </w:p>
+    <w:p>
+      <w:pPr>
+        <w:pStyle w:val="SourceCode"/>
+      </w:pPr>
+      <w:r>
+        <w:rPr>
+          <w:rStyle w:val="ExtensionTok"/>
+        </w:rPr>
+        <w:t>mariadb</w:t>
+      </w:r>
+      <w:r>
+        <w:rPr>
+          <w:rStyle w:val="NormalTok"/>
+        </w:rPr>
+        <w:t xml:space="preserve"> </w:t>
+      </w:r>
+      <w:r>
+        <w:rPr>
+          <w:rStyle w:val="AttributeTok"/>
+        </w:rPr>
+        <w:t>-N</w:t>
+      </w:r>
+      <w:r>
+        <w:rPr>
+          <w:rStyle w:val="NormalTok"/>
+        </w:rPr>
+        <w:t xml:space="preserve"> </w:t>
+      </w:r>
+      <w:r>
+        <w:rPr>
+          <w:rStyle w:val="AttributeTok"/>
+        </w:rPr>
+        <w:t>-e</w:t>
+      </w:r>
+      <w:r>
+        <w:rPr>
+          <w:rStyle w:val="NormalTok"/>
+        </w:rPr>
+        <w:t xml:space="preserve"> </w:t>
+      </w:r>
+      <w:r>
+        <w:rPr>
+          <w:rStyle w:val="DataTypeTok"/>
+        </w:rPr>
+        <w:t>\</w:t>
+      </w:r>
+      <w:r>
+        <w:br/>
+      </w:r>
+      <w:r>
+        <w:rPr>
+          <w:rStyle w:val="NormalTok"/>
+        </w:rPr>
+        <w:t xml:space="preserve">  </w:t>
+      </w:r>
+      <w:r>
+        <w:rPr>
+          <w:rStyle w:val="StringTok"/>
+        </w:rPr>
+        <w:t>"SELECT DEFAULT_CHARACTER_SET_NAME, DEFAULT_COLLATION_NAME</w:t>
+      </w:r>
+      <w:r>
+        <w:br/>
+      </w:r>
+      <w:r>
+        <w:rPr>
+          <w:rStyle w:val="StringTok"/>
+        </w:rPr>
+        <w:t xml:space="preserve">   FROM information_schema.SCHEMATA</w:t>
+      </w:r>
+      <w:r>
+        <w:br/>
+      </w:r>
+      <w:r>
+        <w:rPr>
+          <w:rStyle w:val="StringTok"/>
+        </w:rPr>
+        <w:t xml:space="preserve">   WHERE SCHEMA_NAME='metrics';"</w:t>
+      </w:r>
+    </w:p>
+    <w:p>
+      <w:pPr>
+        <w:pStyle w:val="FirstParagraph"/>
+      </w:pPr>
+      <w:r>
+        <w:t>For a disaster-recovery replacement of the original database, database removal and recreation are destructive operations. Confirm the target server and database name before running them.</w:t>
+      </w:r>
+    </w:p>
+    <w:p>
+      <w:r>
         <w:lastRenderedPageBreak/>
-        <w:t>16. Creating an empty restore database</w:t>
-      </w:r>
-    </w:p>
-    <w:p>
-      <w:pPr>
-        <w:pStyle w:val="FirstParagraph"/>
-      </w:pPr>
-      <w:r>
-        <w:t>To restore over an existing database, first ensure that you have selected the correct server and backup set.</w:t>
-      </w:r>
-    </w:p>
-    <w:p>
-      <w:pPr>
-        <w:pStyle w:val="BodyText"/>
-      </w:pPr>
-      <w:r>
-        <w:t>Create a new empty test database:</w:t>
-      </w:r>
-    </w:p>
-    <w:p>
-      <w:pPr>
-        <w:pStyle w:val="SourceCode"/>
-      </w:pPr>
-      <w:r>
-        <w:rPr>
-          <w:rStyle w:val="ExtensionTok"/>
-        </w:rPr>
-        <w:t>mariadb</w:t>
-      </w:r>
-      <w:r>
-        <w:rPr>
-          <w:rStyle w:val="NormalTok"/>
-        </w:rPr>
-        <w:t xml:space="preserve"> </w:t>
-      </w:r>
-      <w:r>
-        <w:rPr>
-          <w:rStyle w:val="AttributeTok"/>
-        </w:rPr>
-        <w:t>-e</w:t>
-      </w:r>
-      <w:r>
-        <w:rPr>
-          <w:rStyle w:val="NormalTok"/>
-        </w:rPr>
-        <w:t xml:space="preserve"> </w:t>
-      </w:r>
-      <w:r>
-        <w:rPr>
-          <w:rStyle w:val="StringTok"/>
-        </w:rPr>
-        <w:t>"CREATE DATABASE datasphere_restore CHARACTER SET utf8mb4 COLLATE utf8mb4_unicode_ci;"</w:t>
-      </w:r>
-    </w:p>
-    <w:p>
-      <w:pPr>
-        <w:pStyle w:val="FirstParagraph"/>
-      </w:pPr>
-      <w:r>
-        <w:t>or:</w:t>
-      </w:r>
-    </w:p>
-    <w:p>
-      <w:pPr>
-        <w:pStyle w:val="SourceCode"/>
-      </w:pPr>
-      <w:r>
-        <w:rPr>
-          <w:rStyle w:val="ExtensionTok"/>
-        </w:rPr>
-        <w:t>mariadb</w:t>
-      </w:r>
-      <w:r>
-        <w:rPr>
-          <w:rStyle w:val="NormalTok"/>
-        </w:rPr>
-        <w:t xml:space="preserve"> </w:t>
-      </w:r>
-      <w:r>
-        <w:rPr>
-          <w:rStyle w:val="AttributeTok"/>
-        </w:rPr>
-        <w:t>-e</w:t>
-      </w:r>
-      <w:r>
-        <w:rPr>
-          <w:rStyle w:val="NormalTok"/>
-        </w:rPr>
-        <w:t xml:space="preserve"> </w:t>
-      </w:r>
-      <w:r>
-        <w:rPr>
-          <w:rStyle w:val="StringTok"/>
-        </w:rPr>
-        <w:t>"CREATE DATABASE metrics_restore CHARACTER SET utf8mb4 COLLATE utf8mb4_unicode_ci;"</w:t>
-      </w:r>
-    </w:p>
-    <w:p>
-      <w:pPr>
-        <w:pStyle w:val="FirstParagraph"/>
-      </w:pPr>
-      <w:r>
-        <w:t>The character set and collation should ideally match the original database. Check the source before creating the destination:</w:t>
-      </w:r>
-    </w:p>
-    <w:p>
-      <w:pPr>
-        <w:pStyle w:val="SourceCode"/>
-      </w:pPr>
-      <w:r>
-        <w:rPr>
-          <w:rStyle w:val="ExtensionTok"/>
-        </w:rPr>
-        <w:t>mariadb</w:t>
-      </w:r>
-      <w:r>
-        <w:rPr>
-          <w:rStyle w:val="NormalTok"/>
-        </w:rPr>
-        <w:t xml:space="preserve"> </w:t>
-      </w:r>
-      <w:r>
-        <w:rPr>
-          <w:rStyle w:val="AttributeTok"/>
-        </w:rPr>
-        <w:t>-N</w:t>
-      </w:r>
-      <w:r>
-        <w:rPr>
-          <w:rStyle w:val="NormalTok"/>
-        </w:rPr>
-        <w:t xml:space="preserve"> </w:t>
-      </w:r>
-      <w:r>
-        <w:rPr>
-          <w:rStyle w:val="AttributeTok"/>
-        </w:rPr>
-        <w:t>-e</w:t>
-      </w:r>
-      <w:r>
-        <w:rPr>
-          <w:rStyle w:val="NormalTok"/>
-        </w:rPr>
-        <w:t xml:space="preserve"> </w:t>
-      </w:r>
-      <w:r>
-        <w:rPr>
-          <w:rStyle w:val="DataTypeTok"/>
-        </w:rPr>
-        <w:t>\</w:t>
-      </w:r>
-      <w:r>
-        <w:br/>
-      </w:r>
-      <w:r>
-        <w:rPr>
-          <w:rStyle w:val="NormalTok"/>
-        </w:rPr>
-        <w:t xml:space="preserve">  </w:t>
-      </w:r>
-      <w:r>
-        <w:rPr>
-          <w:rStyle w:val="StringTok"/>
-        </w:rPr>
-        <w:t>"SELECT DEFAULT_CHARACTER_SET_NAME, DEFAULT_COLLATION_NAME</w:t>
-      </w:r>
-      <w:r>
-        <w:br/>
-      </w:r>
-      <w:r>
-        <w:rPr>
-          <w:rStyle w:val="StringTok"/>
-        </w:rPr>
-        <w:t xml:space="preserve">   FROM information_schema.SCHEMATA</w:t>
-      </w:r>
-      <w:r>
-        <w:br/>
-      </w:r>
-      <w:r>
-        <w:rPr>
-          <w:rStyle w:val="StringTok"/>
-        </w:rPr>
-        <w:t xml:space="preserve">   WHERE SCHEMA_NAME='metrics';"</w:t>
-      </w:r>
-    </w:p>
-    <w:p>
-      <w:pPr>
-        <w:pStyle w:val="FirstParagraph"/>
-      </w:pPr>
-      <w:r>
-        <w:t>For a disaster-recovery replacement of the original database, database removal and recreation are destructive operations. Confirm the target server and database name before running them.</w:t>
-      </w:r>
-    </w:p>
-    <w:p>
-      <w:r>
         <w:pict w14:anchorId="45F83601">
           <v:rect id="_x0000_i1032" style="width:0;height:1.5pt" o:hralign="center" o:hrstd="t" o:hr="t"/>
         </w:pict>
@@ -4759,7 +4661,6 @@
         <w:br/>
       </w:r>
       <w:r>
-        <w:lastRenderedPageBreak/>
         <w:br/>
       </w:r>
       <w:r>
@@ -4875,7 +4776,10 @@
       <w:bookmarkStart w:id="38" w:name="complete-datasphere-restore-sequence"/>
       <w:bookmarkEnd w:id="37"/>
       <w:r>
-        <w:t>17a Complete Datasphere restore sequence</w:t>
+        <w:t xml:space="preserve">17a </w:t>
+      </w:r>
+      <w:r>
+        <w:t>Complete Datasphere restore sequence</w:t>
       </w:r>
     </w:p>
     <w:p>
@@ -5095,6 +4999,7 @@
               <w:rPr>
                 <w:lang w:val="en-AU"/>
               </w:rPr>
+              <w:lastRenderedPageBreak/>
               <w:t>--backup-dir DIR</w:t>
             </w:r>
           </w:p>
@@ -5564,7 +5469,6 @@
           <w:bCs/>
           <w:lang w:val="en-AU"/>
         </w:rPr>
-        <w:lastRenderedPageBreak/>
         <w:t>Behaviour</w:t>
       </w:r>
     </w:p>
@@ -5673,6 +5577,7 @@
         <w:rPr>
           <w:lang w:val="en-AU"/>
         </w:rPr>
+        <w:lastRenderedPageBreak/>
         <w:t>Restore a different weekday into a differently named test database:</w:t>
       </w:r>
     </w:p>
@@ -5877,7 +5782,6 @@
         <w:rPr>
           <w:lang w:val="en-AU"/>
         </w:rPr>
-        <w:lastRenderedPageBreak/>
         <w:t>And the row-count validation step is still on the table — I'd add it to both scripts and extend the "Notes and cautions" in each section to describe it. Want me to do that, and which of the two assembly options above do you prefer?</w:t>
       </w:r>
     </w:p>
@@ -6186,6 +6090,7 @@
       <w:bookmarkStart w:id="42" w:name="step-3-restore-demand"/>
       <w:bookmarkEnd w:id="41"/>
       <w:r>
+        <w:lastRenderedPageBreak/>
         <w:t xml:space="preserve">Step 3: restore </w:t>
       </w:r>
       <w:r>
@@ -7025,7 +6930,6 @@
         <w:rPr>
           <w:rStyle w:val="NormalTok"/>
         </w:rPr>
-        <w:lastRenderedPageBreak/>
         <w:t xml:space="preserve">  </w:t>
       </w:r>
       <w:r>
@@ -7417,7 +7321,10 @@
       <w:bookmarkStart w:id="45" w:name="complete-metrics-restore-sequence"/>
       <w:bookmarkEnd w:id="44"/>
       <w:r>
-        <w:t>18a Complete Metrics restore sequence</w:t>
+        <w:t xml:space="preserve">18a </w:t>
+      </w:r>
+      <w:r>
+        <w:t>Complete Metrics restore sequence</w:t>
       </w:r>
     </w:p>
     <w:p>
@@ -7579,6 +7486,7 @@
                 <w:bCs/>
                 <w:lang w:val="en-AU"/>
               </w:rPr>
+              <w:lastRenderedPageBreak/>
               <w:t>Option</w:t>
             </w:r>
           </w:p>
@@ -8208,14 +8116,7 @@
         <w:rPr>
           <w:lang w:val="en-AU"/>
         </w:rPr>
-        <w:t xml:space="preserve">The script restores in the required order: schema first, then ordinary tables, then demand, then each monthly daily_requests file. As in the manual procedure, the schema dump does </w:t>
-      </w:r>
-      <w:r>
-        <w:rPr>
-          <w:lang w:val="en-AU"/>
-        </w:rPr>
-        <w:lastRenderedPageBreak/>
-        <w:t>not create the database itself, so the target database must exist before the data is loaded. Passing --create-db creates it with the specified character set and collation; without that option, the database must already exist or the script stops with an error.</w:t>
+        <w:t>The script restores in the required order: schema first, then ordinary tables, then demand, then each monthly daily_requests file. As in the manual procedure, the schema dump does not create the database itself, so the target database must exist before the data is loaded. Passing --create-db creates it with the specified character set and collation; without that option, the database must already exist or the script stops with an error.</w:t>
       </w:r>
     </w:p>
     <w:p>
@@ -8343,6 +8244,7 @@
         <w:rPr>
           <w:lang w:val="en-AU"/>
         </w:rPr>
+        <w:lastRenderedPageBreak/>
         <w:t xml:space="preserve">  --backup-dir /var/lib/backups/logical/Tue \</w:t>
       </w:r>
     </w:p>
@@ -8517,7 +8419,6 @@
       <w:bookmarkEnd w:id="39"/>
       <w:bookmarkEnd w:id="45"/>
       <w:r>
-        <w:lastRenderedPageBreak/>
         <w:t>19. Monitoring a long restore</w:t>
       </w:r>
     </w:p>
@@ -8807,6 +8708,7 @@
       <w:bookmarkStart w:id="47" w:name="validating-a-restored-database"/>
       <w:bookmarkEnd w:id="46"/>
       <w:r>
+        <w:lastRenderedPageBreak/>
         <w:t>20. Validating a restored database</w:t>
       </w:r>
     </w:p>
@@ -9212,7 +9114,6 @@
         <w:rPr>
           <w:rStyle w:val="StringTok"/>
         </w:rPr>
-        <w:lastRenderedPageBreak/>
         <w:t xml:space="preserve">   GROUP BY month</w:t>
       </w:r>
       <w:r>
@@ -9379,6 +9280,7 @@
         <w:pStyle w:val="FirstParagraph"/>
       </w:pPr>
       <w:r>
+        <w:lastRenderedPageBreak/>
         <w:t>Example: run Metrics daily at 02:00:</w:t>
       </w:r>
     </w:p>
@@ -9592,7 +9494,6 @@
       <w:bookmarkStart w:id="52" w:name="operational-cautions"/>
       <w:bookmarkEnd w:id="51"/>
       <w:r>
-        <w:lastRenderedPageBreak/>
         <w:t>22. Operational cautions</w:t>
       </w:r>
     </w:p>
@@ -9765,6 +9666,7 @@
         <w:pStyle w:val="BodyText"/>
       </w:pPr>
       <w:r>
+        <w:lastRenderedPageBreak/>
         <w:t>This does not provide the same consistency guarantee for non-transactional tables such as MyISAM or Aria. If such tables contain changing data, review their backup requirements separately.</w:t>
       </w:r>
     </w:p>
@@ -9909,45 +9811,16 @@
       <w:bookmarkStart w:id="58" w:name="backup-location"/>
       <w:bookmarkEnd w:id="57"/>
       <w:r>
-        <w:t>Backup location and remote storage</w:t>
+        <w:t>Backup location</w:t>
       </w:r>
     </w:p>
     <w:p>
       <w:pPr>
         <w:pStyle w:val="FirstParagraph"/>
-        <w:rPr>
-          <w:lang w:val="en-AU"/>
-        </w:rPr>
-      </w:pPr>
-      <w:r>
-        <w:rPr>
-          <w:lang w:val="en-AU"/>
-        </w:rPr>
-        <w:t>Both logical backup scripts automatically copy completed backup sets to OVH Backup Storage, providing an off-server copy in addition to the local backups. Files are transferred using rsync, preserving their directory structure.</w:t>
-      </w:r>
-    </w:p>
-    <w:p>
-      <w:pPr>
-        <w:pStyle w:val="FirstParagraph"/>
-        <w:rPr>
-          <w:lang w:val="en-AU"/>
-        </w:rPr>
-      </w:pPr>
-      <w:r>
-        <w:rPr>
-          <w:lang w:val="en-AU"/>
-        </w:rPr>
-        <w:lastRenderedPageBreak/>
-        <w:t>Remote synchronisation is performed only after the local SQL backup completes successfully. A remote storage or transfer failure does not invalidate the local backup, but the warning should be investigated to ensure off-server protection is maintained.</w:t>
-      </w:r>
-    </w:p>
-    <w:p>
-      <w:pPr>
-        <w:pStyle w:val="FirstParagraph"/>
-        <w:rPr>
-          <w:lang w:val="en-AU"/>
-        </w:rPr>
-      </w:pPr>
+      </w:pPr>
+      <w:r>
+        <w:t>A backup stored only on the same server and disk as the live database does not protect against total server or disk loss. Copy completed backup sets to separate storage when possible.</w:t>
+      </w:r>
     </w:p>
     <w:p>
       <w:pPr>
@@ -10318,6 +10191,7 @@
       <w:bookmarkStart w:id="66" w:name="list-available-weekday-backups"/>
       <w:bookmarkEnd w:id="65"/>
       <w:r>
+        <w:lastRenderedPageBreak/>
         <w:t>List available weekday backups</w:t>
       </w:r>
     </w:p>
@@ -10522,7 +10396,7 @@
 </file>
 
 <file path=word/endnotes.xml><?xml version="1.0" encoding="utf-8"?>
-<w:endnotes xmlns:wpc="http://schemas.microsoft.com/office/word/2010/wordprocessingCanvas" xmlns:cx="http://schemas.microsoft.com/office/drawing/2014/chartex" xmlns:cx1="http://schemas.microsoft.com/office/drawing/2015/9/8/chartex" xmlns:cx2="http://schemas.microsoft.com/office/drawing/2015/10/21/chartex" xmlns:cx3="http://schemas.microsoft.com/office/drawing/2016/5/9/chartex" xmlns:cx4="http://schemas.microsoft.com/office/drawing/2016/5/10/chartex" xmlns:cx5="http://schemas.microsoft.com/office/drawing/2016/5/11/chartex" xmlns:cx6="http://schemas.microsoft.com/office/drawing/2016/5/12/chartex" xmlns:cx7="http://schemas.microsoft.com/office/drawing/2016/5/13/chartex" xmlns:cx8="http://schemas.microsoft.com/office/drawing/2016/5/14/chartex" xmlns:mc="http://schemas.openxmlformats.org/markup-compatibility/2006" xmlns:aink="http://schemas.microsoft.com/office/drawing/2016/ink" xmlns:am3d="http://schemas.microsoft.com/office/drawing/2017/model3d" xmlns:o="urn:schemas-microsoft-com:office:office" xmlns:oel="http://schemas.microsoft.com/office/2019/extlst" xmlns:r="http://schemas.openxmlformats.org/officeDocument/2006/relationships" xmlns:m="http://schemas.openxmlformats.org/officeDocument/2006/math" xmlns:v="urn:schemas-microsoft-com:vml" xmlns:wp14="http://schemas.microsoft.com/office/word/2010/wordprocessingDrawing" xmlns:wp="http://schemas.openxmlformats.org/drawingml/2006/wordprocessingDrawing" xmlns:w10="urn:schemas-microsoft-com:office:word" xmlns:w="http://schemas.openxmlformats.org/wordprocessingml/2006/main" xmlns:w14="http://schemas.microsoft.com/office/word/2010/wordml" xmlns:w15="http://schemas.microsoft.com/office/word/2012/wordml" xmlns:w16cex="http://schemas.microsoft.com/office/word/2018/wordml/cex" xmlns:w16cid="http://schemas.microsoft.com/office/word/2016/wordml/cid" xmlns:w16="http://schemas.microsoft.com/office/word/2018/wordml" xmlns:w16du="http://schemas.microsoft.com/office/word/2023/wordml/word16du" xmlns:w16sdtdh="http://schemas.microsoft.com/office/word/2020/wordml/sdtdatahash" xmlns:w16sdtfl="http://schemas.microsoft.com/office/word/2024/wordml/sdtformatlock" xmlns:w16se="http://schemas.microsoft.com/office/word/2015/wordml/symex" xmlns:wpg="http://schemas.microsoft.com/office/word/2010/wordprocessingGroup" xmlns:wpi="http://schemas.microsoft.com/office/word/2010/wordprocessingInk" xmlns:wne="http://schemas.microsoft.com/office/word/2006/wordml" xmlns:wps="http://schemas.microsoft.com/office/word/2010/wordprocessingShape" mc:Ignorable="w14 w15 w16se w16cid w16 w16cex w16sdtdh w16sdtfl w16du wp14">
+<w:endnotes xmlns:wpc="http://schemas.microsoft.com/office/word/2010/wordprocessingCanvas" xmlns:cx="http://schemas.microsoft.com/office/drawing/2014/chartex" xmlns:cx1="http://schemas.microsoft.com/office/drawing/2015/9/8/chartex" xmlns:cx2="http://schemas.microsoft.com/office/drawing/2015/10/21/chartex" xmlns:cx3="http://schemas.microsoft.com/office/drawing/2016/5/9/chartex" xmlns:cx4="http://schemas.microsoft.com/office/drawing/2016/5/10/chartex" xmlns:cx5="http://schemas.microsoft.com/office/drawing/2016/5/11/chartex" xmlns:cx6="http://schemas.microsoft.com/office/drawing/2016/5/12/chartex" xmlns:cx7="http://schemas.microsoft.com/office/drawing/2016/5/13/chartex" xmlns:cx8="http://schemas.microsoft.com/office/drawing/2016/5/14/chartex" xmlns:mc="http://schemas.openxmlformats.org/markup-compatibility/2006" xmlns:aink="http://schemas.microsoft.com/office/drawing/2016/ink" xmlns:am3d="http://schemas.microsoft.com/office/drawing/2017/model3d" xmlns:o="urn:schemas-microsoft-com:office:office" xmlns:oel="http://schemas.microsoft.com/office/2019/extlst" xmlns:r="http://schemas.openxmlformats.org/officeDocument/2006/relationships" xmlns:m="http://schemas.openxmlformats.org/officeDocument/2006/math" xmlns:v="urn:schemas-microsoft-com:vml" xmlns:wp14="http://schemas.microsoft.com/office/word/2010/wordprocessingDrawing" xmlns:wp="http://schemas.openxmlformats.org/drawingml/2006/wordprocessingDrawing" xmlns:w10="urn:schemas-microsoft-com:office:word" xmlns:w="http://schemas.openxmlformats.org/wordprocessingml/2006/main" xmlns:w14="http://schemas.microsoft.com/office/word/2010/wordml" xmlns:w15="http://schemas.microsoft.com/office/word/2012/wordml" xmlns:w16cei="http://schemas.microsoft.com/office/word/2026/wordml/cei" xmlns:w16cex="http://schemas.microsoft.com/office/word/2018/wordml/cex" xmlns:w16cid="http://schemas.microsoft.com/office/word/2016/wordml/cid" xmlns:w16="http://schemas.microsoft.com/office/word/2018/wordml" xmlns:w16du="http://schemas.microsoft.com/office/word/2023/wordml/word16du" xmlns:w16sdtdh="http://schemas.microsoft.com/office/word/2020/wordml/sdtdatahash" xmlns:w16sdtfl="http://schemas.microsoft.com/office/word/2024/wordml/sdtformatlock" xmlns:w16se="http://schemas.microsoft.com/office/word/2015/wordml/symex" xmlns:wpg="http://schemas.microsoft.com/office/word/2010/wordprocessingGroup" xmlns:wpi="http://schemas.microsoft.com/office/word/2010/wordprocessingInk" xmlns:wne="http://schemas.microsoft.com/office/word/2006/wordml" xmlns:wps="http://schemas.microsoft.com/office/word/2010/wordprocessingShape" mc:Ignorable="w14 w15 w16se w16cid w16 w16cex w16sdtdh w16sdtfl w16du wp14">
   <w:endnote w:type="separator" w:id="-1">
     <w:p>
       <w:pPr>
@@ -10547,7 +10421,7 @@
 </file>
 
 <file path=word/footnotes.xml><?xml version="1.0" encoding="utf-8"?>
-<w:footnotes xmlns:wpc="http://schemas.microsoft.com/office/word/2010/wordprocessingCanvas" xmlns:cx="http://schemas.microsoft.com/office/drawing/2014/chartex" xmlns:cx1="http://schemas.microsoft.com/office/drawing/2015/9/8/chartex" xmlns:cx2="http://schemas.microsoft.com/office/drawing/2015/10/21/chartex" xmlns:cx3="http://schemas.microsoft.com/office/drawing/2016/5/9/chartex" xmlns:cx4="http://schemas.microsoft.com/office/drawing/2016/5/10/chartex" xmlns:cx5="http://schemas.microsoft.com/office/drawing/2016/5/11/chartex" xmlns:cx6="http://schemas.microsoft.com/office/drawing/2016/5/12/chartex" xmlns:cx7="http://schemas.microsoft.com/office/drawing/2016/5/13/chartex" xmlns:cx8="http://schemas.microsoft.com/office/drawing/2016/5/14/chartex" xmlns:mc="http://schemas.openxmlformats.org/markup-compatibility/2006" xmlns:aink="http://schemas.microsoft.com/office/drawing/2016/ink" xmlns:am3d="http://schemas.microsoft.com/office/drawing/2017/model3d" xmlns:o="urn:schemas-microsoft-com:office:office" xmlns:oel="http://schemas.microsoft.com/office/2019/extlst" xmlns:r="http://schemas.openxmlformats.org/officeDocument/2006/relationships" xmlns:m="http://schemas.openxmlformats.org/officeDocument/2006/math" xmlns:v="urn:schemas-microsoft-com:vml" xmlns:wp14="http://schemas.microsoft.com/office/word/2010/wordprocessingDrawing" xmlns:wp="http://schemas.openxmlformats.org/drawingml/2006/wordprocessingDrawing" xmlns:w10="urn:schemas-microsoft-com:office:word" xmlns:w="http://schemas.openxmlformats.org/wordprocessingml/2006/main" xmlns:w14="http://schemas.microsoft.com/office/word/2010/wordml" xmlns:w15="http://schemas.microsoft.com/office/word/2012/wordml" xmlns:w16cex="http://schemas.microsoft.com/office/word/2018/wordml/cex" xmlns:w16cid="http://schemas.microsoft.com/office/word/2016/wordml/cid" xmlns:w16="http://schemas.microsoft.com/office/word/2018/wordml" xmlns:w16du="http://schemas.microsoft.com/office/word/2023/wordml/word16du" xmlns:w16sdtdh="http://schemas.microsoft.com/office/word/2020/wordml/sdtdatahash" xmlns:w16sdtfl="http://schemas.microsoft.com/office/word/2024/wordml/sdtformatlock" xmlns:w16se="http://schemas.microsoft.com/office/word/2015/wordml/symex" xmlns:wpg="http://schemas.microsoft.com/office/word/2010/wordprocessingGroup" xmlns:wpi="http://schemas.microsoft.com/office/word/2010/wordprocessingInk" xmlns:wne="http://schemas.microsoft.com/office/word/2006/wordml" xmlns:wps="http://schemas.microsoft.com/office/word/2010/wordprocessingShape" mc:Ignorable="w14 w15 w16se w16cid w16 w16cex w16sdtdh w16sdtfl w16du wp14">
+<w:footnotes xmlns:wpc="http://schemas.microsoft.com/office/word/2010/wordprocessingCanvas" xmlns:cx="http://schemas.microsoft.com/office/drawing/2014/chartex" xmlns:cx1="http://schemas.microsoft.com/office/drawing/2015/9/8/chartex" xmlns:cx2="http://schemas.microsoft.com/office/drawing/2015/10/21/chartex" xmlns:cx3="http://schemas.microsoft.com/office/drawing/2016/5/9/chartex" xmlns:cx4="http://schemas.microsoft.com/office/drawing/2016/5/10/chartex" xmlns:cx5="http://schemas.microsoft.com/office/drawing/2016/5/11/chartex" xmlns:cx6="http://schemas.microsoft.com/office/drawing/2016/5/12/chartex" xmlns:cx7="http://schemas.microsoft.com/office/drawing/2016/5/13/chartex" xmlns:cx8="http://schemas.microsoft.com/office/drawing/2016/5/14/chartex" xmlns:mc="http://schemas.openxmlformats.org/markup-compatibility/2006" xmlns:aink="http://schemas.microsoft.com/office/drawing/2016/ink" xmlns:am3d="http://schemas.microsoft.com/office/drawing/2017/model3d" xmlns:o="urn:schemas-microsoft-com:office:office" xmlns:oel="http://schemas.microsoft.com/office/2019/extlst" xmlns:r="http://schemas.openxmlformats.org/officeDocument/2006/relationships" xmlns:m="http://schemas.openxmlformats.org/officeDocument/2006/math" xmlns:v="urn:schemas-microsoft-com:vml" xmlns:wp14="http://schemas.microsoft.com/office/word/2010/wordprocessingDrawing" xmlns:wp="http://schemas.openxmlformats.org/drawingml/2006/wordprocessingDrawing" xmlns:w10="urn:schemas-microsoft-com:office:word" xmlns:w="http://schemas.openxmlformats.org/wordprocessingml/2006/main" xmlns:w14="http://schemas.microsoft.com/office/word/2010/wordml" xmlns:w15="http://schemas.microsoft.com/office/word/2012/wordml" xmlns:w16cei="http://schemas.microsoft.com/office/word/2026/wordml/cei" xmlns:w16cex="http://schemas.microsoft.com/office/word/2018/wordml/cex" xmlns:w16cid="http://schemas.microsoft.com/office/word/2016/wordml/cid" xmlns:w16="http://schemas.microsoft.com/office/word/2018/wordml" xmlns:w16du="http://schemas.microsoft.com/office/word/2023/wordml/word16du" xmlns:w16sdtdh="http://schemas.microsoft.com/office/word/2020/wordml/sdtdatahash" xmlns:w16sdtfl="http://schemas.microsoft.com/office/word/2024/wordml/sdtformatlock" xmlns:w16se="http://schemas.microsoft.com/office/word/2015/wordml/symex" xmlns:wpg="http://schemas.microsoft.com/office/word/2010/wordprocessingGroup" xmlns:wpi="http://schemas.microsoft.com/office/word/2010/wordprocessingInk" xmlns:wne="http://schemas.microsoft.com/office/word/2006/wordml" xmlns:wps="http://schemas.microsoft.com/office/word/2010/wordprocessingShape" mc:Ignorable="w14 w15 w16se w16cid w16 w16cex w16sdtdh w16sdtfl w16du wp14">
   <w:footnote w:type="separator" w:id="-1">
     <w:p>
       <w:r>
@@ -10566,7 +10440,7 @@
 </file>
 
 <file path=word/numbering.xml><?xml version="1.0" encoding="utf-8"?>
-<w:numbering xmlns:wpc="http://schemas.microsoft.com/office/word/2010/wordprocessingCanvas" xmlns:cx="http://schemas.microsoft.com/office/drawing/2014/chartex" xmlns:cx1="http://schemas.microsoft.com/office/drawing/2015/9/8/chartex" xmlns:cx2="http://schemas.microsoft.com/office/drawing/2015/10/21/chartex" xmlns:cx3="http://schemas.microsoft.com/office/drawing/2016/5/9/chartex" xmlns:cx4="http://schemas.microsoft.com/office/drawing/2016/5/10/chartex" xmlns:cx5="http://schemas.microsoft.com/office/drawing/2016/5/11/chartex" xmlns:cx6="http://schemas.microsoft.com/office/drawing/2016/5/12/chartex" xmlns:cx7="http://schemas.microsoft.com/office/drawing/2016/5/13/chartex" xmlns:cx8="http://schemas.microsoft.com/office/drawing/2016/5/14/chartex" xmlns:mc="http://schemas.openxmlformats.org/markup-compatibility/2006" xmlns:aink="http://schemas.microsoft.com/office/drawing/2016/ink" xmlns:am3d="http://schemas.microsoft.com/office/drawing/2017/model3d" xmlns:o="urn:schemas-microsoft-com:office:office" xmlns:oel="http://schemas.microsoft.com/office/2019/extlst" xmlns:r="http://schemas.openxmlformats.org/officeDocument/2006/relationships" xmlns:m="http://schemas.openxmlformats.org/officeDocument/2006/math" xmlns:v="urn:schemas-microsoft-com:vml" xmlns:wp14="http://schemas.microsoft.com/office/word/2010/wordprocessingDrawing" xmlns:wp="http://schemas.openxmlformats.org/drawingml/2006/wordprocessingDrawing" xmlns:w10="urn:schemas-microsoft-com:office:word" xmlns:w="http://schemas.openxmlformats.org/wordprocessingml/2006/main" xmlns:w14="http://schemas.microsoft.com/office/word/2010/wordml" xmlns:w15="http://schemas.microsoft.com/office/word/2012/wordml" xmlns:w16cex="http://schemas.microsoft.com/office/word/2018/wordml/cex" xmlns:w16cid="http://schemas.microsoft.com/office/word/2016/wordml/cid" xmlns:w16="http://schemas.microsoft.com/office/word/2018/wordml" xmlns:w16du="http://schemas.microsoft.com/office/word/2023/wordml/word16du" xmlns:w16sdtdh="http://schemas.microsoft.com/office/word/2020/wordml/sdtdatahash" xmlns:w16sdtfl="http://schemas.microsoft.com/office/word/2024/wordml/sdtformatlock" xmlns:w16se="http://schemas.microsoft.com/office/word/2015/wordml/symex" xmlns:wpg="http://schemas.microsoft.com/office/word/2010/wordprocessingGroup" xmlns:wpi="http://schemas.microsoft.com/office/word/2010/wordprocessingInk" xmlns:wne="http://schemas.microsoft.com/office/word/2006/wordml" xmlns:wps="http://schemas.microsoft.com/office/word/2010/wordprocessingShape" mc:Ignorable="w14 w15 w16se w16cid w16 w16cex w16sdtdh w16sdtfl w16du wp14">
+<w:numbering xmlns:wpc="http://schemas.microsoft.com/office/word/2010/wordprocessingCanvas" xmlns:cx="http://schemas.microsoft.com/office/drawing/2014/chartex" xmlns:cx1="http://schemas.microsoft.com/office/drawing/2015/9/8/chartex" xmlns:cx2="http://schemas.microsoft.com/office/drawing/2015/10/21/chartex" xmlns:cx3="http://schemas.microsoft.com/office/drawing/2016/5/9/chartex" xmlns:cx4="http://schemas.microsoft.com/office/drawing/2016/5/10/chartex" xmlns:cx5="http://schemas.microsoft.com/office/drawing/2016/5/11/chartex" xmlns:cx6="http://schemas.microsoft.com/office/drawing/2016/5/12/chartex" xmlns:cx7="http://schemas.microsoft.com/office/drawing/2016/5/13/chartex" xmlns:cx8="http://schemas.microsoft.com/office/drawing/2016/5/14/chartex" xmlns:mc="http://schemas.openxmlformats.org/markup-compatibility/2006" xmlns:aink="http://schemas.microsoft.com/office/drawing/2016/ink" xmlns:am3d="http://schemas.microsoft.com/office/drawing/2017/model3d" xmlns:o="urn:schemas-microsoft-com:office:office" xmlns:oel="http://schemas.microsoft.com/office/2019/extlst" xmlns:r="http://schemas.openxmlformats.org/officeDocument/2006/relationships" xmlns:m="http://schemas.openxmlformats.org/officeDocument/2006/math" xmlns:v="urn:schemas-microsoft-com:vml" xmlns:wp14="http://schemas.microsoft.com/office/word/2010/wordprocessingDrawing" xmlns:wp="http://schemas.openxmlformats.org/drawingml/2006/wordprocessingDrawing" xmlns:w10="urn:schemas-microsoft-com:office:word" xmlns:w="http://schemas.openxmlformats.org/wordprocessingml/2006/main" xmlns:w14="http://schemas.microsoft.com/office/word/2010/wordml" xmlns:w15="http://schemas.microsoft.com/office/word/2012/wordml" xmlns:w16cei="http://schemas.microsoft.com/office/word/2026/wordml/cei" xmlns:w16cex="http://schemas.microsoft.com/office/word/2018/wordml/cex" xmlns:w16cid="http://schemas.microsoft.com/office/word/2016/wordml/cid" xmlns:w16="http://schemas.microsoft.com/office/word/2018/wordml" xmlns:w16du="http://schemas.microsoft.com/office/word/2023/wordml/word16du" xmlns:w16sdtdh="http://schemas.microsoft.com/office/word/2020/wordml/sdtdatahash" xmlns:w16sdtfl="http://schemas.microsoft.com/office/word/2024/wordml/sdtformatlock" xmlns:w16se="http://schemas.microsoft.com/office/word/2015/wordml/symex" xmlns:wpg="http://schemas.microsoft.com/office/word/2010/wordprocessingGroup" xmlns:wpi="http://schemas.microsoft.com/office/word/2010/wordprocessingInk" xmlns:wne="http://schemas.microsoft.com/office/word/2006/wordml" xmlns:wps="http://schemas.microsoft.com/office/word/2010/wordprocessingShape" mc:Ignorable="w14 w15 w16se w16cid w16 w16cex w16sdtdh w16sdtfl w16du wp14">
   <w:abstractNum w:abstractNumId="0" w15:restartNumberingAfterBreak="0">
     <w:nsid w:val="0000A990"/>
     <w:multiLevelType w:val="multilevel"/>
@@ -12279,14 +12153,6 @@
       <w:shd w:val="clear" w:color="auto" w:fill="F8F8F8"/>
     </w:rPr>
   </w:style>
-  <w:style w:type="paragraph" w:styleId="NormalWeb">
-    <w:name w:val="Normal (Web)"/>
-    <w:basedOn w:val="Normal"/>
-    <w:rsid w:val="00024AFC"/>
-    <w:rPr>
-      <w:rFonts w:ascii="Times New Roman" w:hAnsi="Times New Roman" w:cs="Times New Roman"/>
-    </w:rPr>
-  </w:style>
 </w:styles>
 </file>
 
